--- a/docs/Yasir_Thesis_Chapters_1-3.docx
+++ b/docs/Yasir_Thesis_Chapters_1-3.docx
@@ -5723,7 +5723,13 @@
         <w:jc w:val="both"/>
       </w:pPr>
       <w:r>
-        <w:t>The included studies were systematically analysed using a predefined data extraction framework. Each study was coded as Yes, Partial, or No against seven trust dimensions, T1 (identity), T2 (authority), T3 (multi-party), T4 (policy), T5 (temporal), T6 (lifecycle), and T7 (audit), and against the requirements, with a page reference for every positive coding. A study passed when its score on QA1 to QA4 of the eight quality items was at least 3.0. Table 2.1 shows the quality items, how each one was scored, and the rule used for inclusion. A study is core if its gap-impact verdict is contradicts, weakens, or narrows, or if its T3 coding is Yes or Partial. Of the 25 included studies, S1 to S25, 23 are core studies and 2 are supporting studies (Albalwy, Brass &amp; Davies 2021; Li et al. 2026a). Table 2.2 lists the 25 primary studies with their year, title, and category.</w:t>
+        <w:t xml:space="preserve">The included studies were systematically analysed using a predefined data extraction framework. Each study was coded as Yes, Partial, or No against seven trust dimensions, T1 (identity), T2 (authority), T3 (multi-party), T4 (policy), T5 (temporal), T6 (lifecycle), and T7 (audit), and against the requirements, with a page reference for every positive coding. A study passed when its score on QA1 to QA4 </w:t>
+      </w:r>
+      <w:r>
+        <w:t>of the six quality items</w:t>
+      </w:r>
+      <w:r>
+        <w:t xml:space="preserve"> was at least 3.0. Table 2.1 shows the quality items, how each one was scored, and the rule used for inclusion. A study is core if its gap-impact verdict is contradicts, weakens, or narrows, or if its T3 coding is Yes or Partial. Of the 25 included studies, S1 to S25, 23 are core studies and 2 are supporting studies (Albalwy, Brass &amp; Davies 2021; Li et al. 2026a). Table 2.2 lists the 25 primary studies with their year, title, and category.</w:t>
       </w:r>
     </w:p>
     <w:p>
@@ -5936,7 +5942,7 @@
                 <w:sz w:val="19"/>
                 <w:szCs w:val="20"/>
               </w:rPr>
-              <w:t>QA1</w:t>
+              <w:t xml:space="preserve">QA1</w:t>
             </w:r>
           </w:p>
         </w:tc>
@@ -5974,7 +5980,7 @@
                 <w:sz w:val="19"/>
                 <w:szCs w:val="20"/>
               </w:rPr>
-              <w:t>Does the study deal with patient consent or consent-governed data access at the healthcare level?</w:t>
+              <w:t xml:space="preserve">Does the study define a consent model covering identity, authority, policy, and evidence?</w:t>
             </w:r>
           </w:p>
         </w:tc>
@@ -6012,7 +6018,7 @@
                 <w:sz w:val="19"/>
                 <w:szCs w:val="20"/>
               </w:rPr>
-              <w:t>Inclusion</w:t>
+              <w:t xml:space="preserve">Inclusion</w:t>
             </w:r>
           </w:p>
         </w:tc>
@@ -6055,7 +6061,7 @@
                 <w:sz w:val="19"/>
                 <w:szCs w:val="20"/>
               </w:rPr>
-              <w:t>QA2</w:t>
+              <w:t xml:space="preserve">QA2</w:t>
             </w:r>
           </w:p>
         </w:tc>
@@ -6093,7 +6099,7 @@
                 <w:sz w:val="19"/>
                 <w:szCs w:val="20"/>
               </w:rPr>
-              <w:t>Does it deal with an authorisation or access-decision mechanism, not storage or recording only?</w:t>
+              <w:t xml:space="preserve">Does the study verify participant identities and their authorisation authority?</w:t>
             </w:r>
           </w:p>
         </w:tc>
@@ -6131,7 +6137,7 @@
                 <w:sz w:val="19"/>
                 <w:szCs w:val="20"/>
               </w:rPr>
-              <w:t>Inclusion</w:t>
+              <w:t xml:space="preserve">Inclusion</w:t>
             </w:r>
           </w:p>
         </w:tc>
@@ -6174,7 +6180,7 @@
                 <w:sz w:val="19"/>
                 <w:szCs w:val="20"/>
               </w:rPr>
-              <w:t>QA3</w:t>
+              <w:t xml:space="preserve">QA3</w:t>
             </w:r>
           </w:p>
         </w:tc>
@@ -6212,7 +6218,7 @@
                 <w:sz w:val="19"/>
                 <w:szCs w:val="20"/>
               </w:rPr>
-              <w:t>Does it introduce a proper framework, model, protocol or architecture to address its aim?</w:t>
+              <w:t xml:space="preserve">Does the study support consent decisions requiring approval from multiple authorised participants?</w:t>
             </w:r>
           </w:p>
         </w:tc>
@@ -6250,7 +6256,7 @@
                 <w:sz w:val="19"/>
                 <w:szCs w:val="20"/>
               </w:rPr>
-              <w:t>Inclusion</w:t>
+              <w:t xml:space="preserve">Inclusion</w:t>
             </w:r>
           </w:p>
         </w:tc>
@@ -6293,7 +6299,7 @@
                 <w:sz w:val="19"/>
                 <w:szCs w:val="20"/>
               </w:rPr>
-              <w:t>QA4</w:t>
+              <w:t xml:space="preserve">QA4</w:t>
             </w:r>
           </w:p>
         </w:tc>
@@ -6331,7 +6337,7 @@
                 <w:sz w:val="19"/>
                 <w:szCs w:val="20"/>
               </w:rPr>
-              <w:t>Is the proposed methodology validated by a proof of concept or an implementation?</w:t>
+              <w:t xml:space="preserve">Does the study enforce purpose, data scope, and approval rules before allowing access?</w:t>
             </w:r>
           </w:p>
         </w:tc>
@@ -6369,7 +6375,7 @@
                 <w:sz w:val="19"/>
                 <w:szCs w:val="20"/>
               </w:rPr>
-              <w:t>Inclusion</w:t>
+              <w:t xml:space="preserve">Inclusion</w:t>
             </w:r>
           </w:p>
         </w:tc>
@@ -6412,7 +6418,7 @@
                 <w:sz w:val="19"/>
                 <w:szCs w:val="20"/>
               </w:rPr>
-              <w:t>QA5 to QA8</w:t>
+              <w:t xml:space="preserve">QA5</w:t>
             </w:r>
           </w:p>
         </w:tc>
@@ -6450,7 +6456,7 @@
                 <w:sz w:val="19"/>
                 <w:szCs w:val="20"/>
               </w:rPr>
-              <w:t>Further quality items scored for every included study.</w:t>
+              <w:t xml:space="preserve">Does the study manage consent validity, expiry, and revocation?</w:t>
             </w:r>
           </w:p>
         </w:tc>
@@ -6488,7 +6494,126 @@
                 <w:sz w:val="19"/>
                 <w:szCs w:val="20"/>
               </w:rPr>
-              <w:t>Evidence tier only (A, B, C, Background), not inclusion</w:t>
+              <w:t xml:space="preserve">Evidence tier only (A, B, C, Background), not inclusion</w:t>
+            </w:r>
+          </w:p>
+        </w:tc>
+      </w:tr>
+      <w:tr>
+        <w:trPr>
+          <w:cantSplit/>
+        </w:trPr>
+        <w:tc>
+          <w:tcPr>
+            <w:tcW w:w="1300" w:type="dxa"/>
+            <w:tcBorders>
+              <w:top w:val="nil"/>
+              <w:left w:val="nil"/>
+              <w:bottom w:val="nil"/>
+              <w:right w:val="nil"/>
+              <w:insideH w:val="nil"/>
+              <w:insideV w:val="nil"/>
+            </w:tcBorders>
+            <w:tcMar>
+              <w:top w:w="40" w:type="dxa"/>
+              <w:left w:w="80" w:type="dxa"/>
+              <w:bottom w:w="40" w:type="dxa"/>
+              <w:right w:w="80" w:type="dxa"/>
+            </w:tcMar>
+          </w:tcPr>
+          <w:p>
+            <w:pPr>
+              <w:spacing w:after="40" w:line="240" w:lineRule="auto"/>
+              <w:jc w:val="left"/>
+              <w:rPr>
+                <w:sz w:val="20"/>
+                <w:szCs w:val="20"/>
+              </w:rPr>
+            </w:pPr>
+            <w:r>
+              <w:rPr>
+                <w:rFonts w:ascii="Palatino Linotype" w:hAnsi="Palatino Linotype" w:cs="Palatino Linotype"/>
+                <w:color w:val="000000"/>
+                <w:sz w:val="19"/>
+                <w:szCs w:val="20"/>
+              </w:rPr>
+              <w:t xml:space="preserve">QA6</w:t>
+            </w:r>
+          </w:p>
+        </w:tc>
+        <w:tc>
+          <w:tcPr>
+            <w:tcW w:w="5428" w:type="dxa"/>
+            <w:tcBorders>
+              <w:top w:val="nil"/>
+              <w:left w:val="nil"/>
+              <w:bottom w:val="nil"/>
+              <w:right w:val="nil"/>
+              <w:insideH w:val="nil"/>
+              <w:insideV w:val="nil"/>
+            </w:tcBorders>
+            <w:tcMar>
+              <w:top w:w="40" w:type="dxa"/>
+              <w:left w:w="80" w:type="dxa"/>
+              <w:bottom w:w="40" w:type="dxa"/>
+              <w:right w:w="80" w:type="dxa"/>
+            </w:tcMar>
+          </w:tcPr>
+          <w:p>
+            <w:pPr>
+              <w:spacing w:after="40" w:line="240" w:lineRule="auto"/>
+              <w:jc w:val="left"/>
+              <w:rPr>
+                <w:sz w:val="20"/>
+                <w:szCs w:val="20"/>
+              </w:rPr>
+            </w:pPr>
+            <w:r>
+              <w:rPr>
+                <w:rFonts w:ascii="Palatino Linotype" w:hAnsi="Palatino Linotype" w:cs="Palatino Linotype"/>
+                <w:color w:val="000000"/>
+                <w:sz w:val="19"/>
+                <w:szCs w:val="20"/>
+              </w:rPr>
+              <w:t xml:space="preserve">Does the study validate security and access decisions through formal analysis or implementation testing?</w:t>
+            </w:r>
+          </w:p>
+        </w:tc>
+        <w:tc>
+          <w:tcPr>
+            <w:tcW w:w="2400" w:type="dxa"/>
+            <w:tcBorders>
+              <w:top w:val="nil"/>
+              <w:left w:val="nil"/>
+              <w:bottom w:val="nil"/>
+              <w:right w:val="nil"/>
+              <w:insideH w:val="nil"/>
+              <w:insideV w:val="nil"/>
+            </w:tcBorders>
+            <w:tcMar>
+              <w:top w:w="40" w:type="dxa"/>
+              <w:left w:w="80" w:type="dxa"/>
+              <w:bottom w:w="40" w:type="dxa"/>
+              <w:right w:w="80" w:type="dxa"/>
+            </w:tcMar>
+          </w:tcPr>
+          <w:p>
+            <w:pPr>
+              <w:spacing w:after="40" w:line="240" w:lineRule="auto"/>
+              <w:jc w:val="left"/>
+              <w:rPr>
+                <w:sz w:val="20"/>
+                <w:szCs w:val="20"/>
+              </w:rPr>
+            </w:pPr>
+            <w:r>
+              <w:rPr>
+                <w:rFonts w:ascii="Palatino Linotype" w:hAnsi="Palatino Linotype" w:cs="Palatino Linotype"/>
+                <w:color w:val="000000"/>
+                <w:sz w:val="19"/>
+                <w:szCs w:val="20"/>
+              </w:rPr>
+              <w:t xml:space="preserve">Evidence tier only (A, B, C, Background), not inclusion</w:t>
             </w:r>
           </w:p>
         </w:tc>

--- a/docs/Yasir_Thesis_Chapters_1-3.docx
+++ b/docs/Yasir_Thesis_Chapters_1-3.docx
@@ -2287,7 +2287,7 @@
         </w:rPr>
         <w:t>2.4.2 Decentralised identity and authority trust (Req 2)</w:t>
         <w:tab/>
-        <w:t>20</w:t>
+        <w:t>21</w:t>
       </w:r>
     </w:p>
     <w:p xmlns:ns0="http://halah">
@@ -2352,7 +2352,7 @@
         </w:rPr>
         <w:t>2.4.3 Multi-party authorisation and collaborative consent (Req 3)</w:t>
         <w:tab/>
-        <w:t>21</w:t>
+        <w:t>22</w:t>
       </w:r>
     </w:p>
     <w:p xmlns:ns0="http://halah">
@@ -2553,7 +2553,7 @@
         </w:rPr>
         <w:t>2.4.6 Formal security assurance and empirical validation (Req 6)</w:t>
         <w:tab/>
-        <w:t>25</w:t>
+        <w:t>26</w:t>
       </w:r>
     </w:p>
     <w:p xmlns:ns0="http://halah">
@@ -2622,7 +2622,7 @@
         </w:rPr>
         <w:t>2.4.7 Research Gaps in the Existing Studies from the Requirement Perspective</w:t>
         <w:tab/>
-        <w:t>26</w:t>
+        <w:t>27</w:t>
       </w:r>
     </w:p>
     <w:p xmlns:ns0="http://halah">
@@ -2763,7 +2763,7 @@
         </w:rPr>
         <w:t>2.5.1 Representation of Consent as an Evaluable Authorisation Object (Req 1)</w:t>
         <w:tab/>
-        <w:t>29</w:t>
+        <w:t>30</w:t>
       </w:r>
     </w:p>
     <w:p xmlns:ns0="http://halah">
@@ -2835,7 +2835,7 @@
         </w:rPr>
         <w:t>2.5.2 Decentralised Verification of Identity and Authority (Req 2)</w:t>
         <w:tab/>
-        <w:t>29</w:t>
+        <w:t>30</w:t>
       </w:r>
     </w:p>
     <w:p xmlns:ns0="http://halah">
@@ -4863,7 +4863,7 @@
         </w:rPr>
         <w:t>2.8 Descriptions, issues and limitations of the studies on policy and context</w:t>
         <w:tab/>
-        <w:t>23</w:t>
+        <w:t>24</w:t>
       </w:r>
     </w:p>
     <w:p xmlns:ns2="http://halah">
@@ -4891,7 +4891,7 @@
         </w:rPr>
         <w:t>2.9 Descriptions, issues and limitations of the studies on temporal validity and lifecycle</w:t>
         <w:tab/>
-        <w:t>24</w:t>
+        <w:t>25</w:t>
       </w:r>
     </w:p>
     <w:p xmlns:ns2="http://halah">
@@ -4950,7 +4950,7 @@
         </w:rPr>
         <w:t>2.11 Comparison of the included studies against the key requirements</w:t>
         <w:tab/>
-        <w:t>26</w:t>
+        <w:t>27</w:t>
       </w:r>
     </w:p>
     <w:p xmlns:ns2="http://halah">
@@ -13872,15 +13872,15 @@
         <w:tblLayout w:type="fixed"/>
       </w:tblPr>
       <w:tblGrid>
-        <w:gridCol w:w="1077"/>
-        <w:gridCol w:w="2551"/>
-        <w:gridCol w:w="2494"/>
-        <w:gridCol w:w="397"/>
-        <w:gridCol w:w="397"/>
-        <w:gridCol w:w="397"/>
-        <w:gridCol w:w="397"/>
-        <w:gridCol w:w="397"/>
-        <w:gridCol w:w="397"/>
+        <w:gridCol w:w="1020"/>
+        <w:gridCol w:w="2211"/>
+        <w:gridCol w:w="2041"/>
+        <w:gridCol w:w="539"/>
+        <w:gridCol w:w="539"/>
+        <w:gridCol w:w="539"/>
+        <w:gridCol w:w="539"/>
+        <w:gridCol w:w="539"/>
+        <w:gridCol w:w="539"/>
       </w:tblGrid>
       <w:tr>
         <w:trPr>
@@ -13889,7 +13889,7 @@
         </w:trPr>
         <w:tc>
           <w:tcPr>
-            <w:tcW w:type="dxa" w:w="1077"/>
+            <w:tcW w:type="dxa" w:w="1020"/>
             <w:tcBorders>
               <w:top w:val="nil"/>
               <w:left w:val="nil"/>
@@ -13926,7 +13926,7 @@
         </w:tc>
         <w:tc>
           <w:tcPr>
-            <w:tcW w:type="dxa" w:w="2551"/>
+            <w:tcW w:type="dxa" w:w="2211"/>
             <w:tcBorders>
               <w:top w:val="nil"/>
               <w:left w:val="nil"/>
@@ -13963,7 +13963,7 @@
         </w:tc>
         <w:tc>
           <w:tcPr>
-            <w:tcW w:type="dxa" w:w="2494"/>
+            <w:tcW w:type="dxa" w:w="2041"/>
             <w:tcBorders>
               <w:top w:val="nil"/>
               <w:left w:val="nil"/>
@@ -14000,7 +14000,7 @@
         </w:tc>
         <w:tc>
           <w:tcPr>
-            <w:tcW w:type="dxa" w:w="397"/>
+            <w:tcW w:type="dxa" w:w="539"/>
             <w:tcBorders>
               <w:top w:val="nil"/>
               <w:left w:val="nil"/>
@@ -14037,7 +14037,7 @@
         </w:tc>
         <w:tc>
           <w:tcPr>
-            <w:tcW w:type="dxa" w:w="397"/>
+            <w:tcW w:type="dxa" w:w="539"/>
             <w:tcBorders>
               <w:top w:val="nil"/>
               <w:left w:val="nil"/>
@@ -14074,7 +14074,7 @@
         </w:tc>
         <w:tc>
           <w:tcPr>
-            <w:tcW w:type="dxa" w:w="397"/>
+            <w:tcW w:type="dxa" w:w="539"/>
             <w:tcBorders>
               <w:top w:val="nil"/>
               <w:left w:val="nil"/>
@@ -14111,7 +14111,7 @@
         </w:tc>
         <w:tc>
           <w:tcPr>
-            <w:tcW w:type="dxa" w:w="397"/>
+            <w:tcW w:type="dxa" w:w="539"/>
             <w:tcBorders>
               <w:top w:val="nil"/>
               <w:left w:val="nil"/>
@@ -14148,7 +14148,7 @@
         </w:tc>
         <w:tc>
           <w:tcPr>
-            <w:tcW w:type="dxa" w:w="397"/>
+            <w:tcW w:type="dxa" w:w="539"/>
             <w:tcBorders>
               <w:top w:val="nil"/>
               <w:left w:val="nil"/>
@@ -14185,7 +14185,7 @@
         </w:tc>
         <w:tc>
           <w:tcPr>
-            <w:tcW w:type="dxa" w:w="397"/>
+            <w:tcW w:type="dxa" w:w="539"/>
             <w:tcBorders>
               <w:top w:val="nil"/>
               <w:left w:val="nil"/>
@@ -14227,7 +14227,7 @@
         </w:trPr>
         <w:tc>
           <w:tcPr>
-            <w:tcW w:type="dxa" w:w="1077"/>
+            <w:tcW w:type="dxa" w:w="1020"/>
             <w:tcBorders>
               <w:top w:val="nil"/>
               <w:left w:val="nil"/>
@@ -14261,7 +14261,7 @@
         </w:tc>
         <w:tc>
           <w:tcPr>
-            <w:tcW w:type="dxa" w:w="2551"/>
+            <w:tcW w:type="dxa" w:w="2211"/>
             <w:tcBorders>
               <w:top w:val="nil"/>
               <w:left w:val="nil"/>
@@ -14295,7 +14295,7 @@
         </w:tc>
         <w:tc>
           <w:tcPr>
-            <w:tcW w:type="dxa" w:w="2494"/>
+            <w:tcW w:type="dxa" w:w="2041"/>
             <w:tcBorders>
               <w:top w:val="nil"/>
               <w:left w:val="nil"/>
@@ -14329,7 +14329,7 @@
         </w:tc>
         <w:tc>
           <w:tcPr>
-            <w:tcW w:type="dxa" w:w="397"/>
+            <w:tcW w:type="dxa" w:w="539"/>
             <w:tcBorders>
               <w:top w:val="nil"/>
               <w:left w:val="nil"/>
@@ -14363,7 +14363,7 @@
         </w:tc>
         <w:tc>
           <w:tcPr>
-            <w:tcW w:type="dxa" w:w="397"/>
+            <w:tcW w:type="dxa" w:w="539"/>
             <w:tcBorders>
               <w:top w:val="nil"/>
               <w:left w:val="nil"/>
@@ -14397,7 +14397,7 @@
         </w:tc>
         <w:tc>
           <w:tcPr>
-            <w:tcW w:type="dxa" w:w="397"/>
+            <w:tcW w:type="dxa" w:w="539"/>
             <w:tcBorders>
               <w:top w:val="nil"/>
               <w:left w:val="nil"/>
@@ -14431,7 +14431,7 @@
         </w:tc>
         <w:tc>
           <w:tcPr>
-            <w:tcW w:type="dxa" w:w="397"/>
+            <w:tcW w:type="dxa" w:w="539"/>
             <w:tcBorders>
               <w:top w:val="nil"/>
               <w:left w:val="nil"/>
@@ -14465,7 +14465,7 @@
         </w:tc>
         <w:tc>
           <w:tcPr>
-            <w:tcW w:type="dxa" w:w="397"/>
+            <w:tcW w:type="dxa" w:w="539"/>
             <w:tcBorders>
               <w:top w:val="nil"/>
               <w:left w:val="nil"/>
@@ -14499,7 +14499,7 @@
         </w:tc>
         <w:tc>
           <w:tcPr>
-            <w:tcW w:type="dxa" w:w="397"/>
+            <w:tcW w:type="dxa" w:w="539"/>
             <w:tcBorders>
               <w:top w:val="nil"/>
               <w:left w:val="nil"/>
@@ -14538,7 +14538,7 @@
         </w:trPr>
         <w:tc>
           <w:tcPr>
-            <w:tcW w:type="dxa" w:w="1077"/>
+            <w:tcW w:type="dxa" w:w="1020"/>
             <w:tcBorders>
               <w:top w:val="nil"/>
               <w:left w:val="nil"/>
@@ -14572,7 +14572,7 @@
         </w:tc>
         <w:tc>
           <w:tcPr>
-            <w:tcW w:type="dxa" w:w="2551"/>
+            <w:tcW w:type="dxa" w:w="2211"/>
             <w:tcBorders>
               <w:top w:val="nil"/>
               <w:left w:val="nil"/>
@@ -14606,7 +14606,7 @@
         </w:tc>
         <w:tc>
           <w:tcPr>
-            <w:tcW w:type="dxa" w:w="2494"/>
+            <w:tcW w:type="dxa" w:w="2041"/>
             <w:tcBorders>
               <w:top w:val="nil"/>
               <w:left w:val="nil"/>
@@ -14640,7 +14640,7 @@
         </w:tc>
         <w:tc>
           <w:tcPr>
-            <w:tcW w:type="dxa" w:w="397"/>
+            <w:tcW w:type="dxa" w:w="539"/>
             <w:tcBorders>
               <w:top w:val="nil"/>
               <w:left w:val="nil"/>
@@ -14674,7 +14674,7 @@
         </w:tc>
         <w:tc>
           <w:tcPr>
-            <w:tcW w:type="dxa" w:w="397"/>
+            <w:tcW w:type="dxa" w:w="539"/>
             <w:tcBorders>
               <w:top w:val="nil"/>
               <w:left w:val="nil"/>
@@ -14708,7 +14708,7 @@
         </w:tc>
         <w:tc>
           <w:tcPr>
-            <w:tcW w:type="dxa" w:w="397"/>
+            <w:tcW w:type="dxa" w:w="539"/>
             <w:tcBorders>
               <w:top w:val="nil"/>
               <w:left w:val="nil"/>
@@ -14742,7 +14742,7 @@
         </w:tc>
         <w:tc>
           <w:tcPr>
-            <w:tcW w:type="dxa" w:w="397"/>
+            <w:tcW w:type="dxa" w:w="539"/>
             <w:tcBorders>
               <w:top w:val="nil"/>
               <w:left w:val="nil"/>
@@ -14776,7 +14776,7 @@
         </w:tc>
         <w:tc>
           <w:tcPr>
-            <w:tcW w:type="dxa" w:w="397"/>
+            <w:tcW w:type="dxa" w:w="539"/>
             <w:tcBorders>
               <w:top w:val="nil"/>
               <w:left w:val="nil"/>
@@ -14810,7 +14810,7 @@
         </w:tc>
         <w:tc>
           <w:tcPr>
-            <w:tcW w:type="dxa" w:w="397"/>
+            <w:tcW w:type="dxa" w:w="539"/>
             <w:tcBorders>
               <w:top w:val="nil"/>
               <w:left w:val="nil"/>
@@ -14849,7 +14849,7 @@
         </w:trPr>
         <w:tc>
           <w:tcPr>
-            <w:tcW w:type="dxa" w:w="1077"/>
+            <w:tcW w:type="dxa" w:w="1020"/>
             <w:tcBorders>
               <w:top w:val="nil"/>
               <w:left w:val="nil"/>
@@ -14883,7 +14883,7 @@
         </w:tc>
         <w:tc>
           <w:tcPr>
-            <w:tcW w:type="dxa" w:w="2551"/>
+            <w:tcW w:type="dxa" w:w="2211"/>
             <w:tcBorders>
               <w:top w:val="nil"/>
               <w:left w:val="nil"/>
@@ -14917,7 +14917,7 @@
         </w:tc>
         <w:tc>
           <w:tcPr>
-            <w:tcW w:type="dxa" w:w="2494"/>
+            <w:tcW w:type="dxa" w:w="2041"/>
             <w:tcBorders>
               <w:top w:val="nil"/>
               <w:left w:val="nil"/>
@@ -14951,7 +14951,7 @@
         </w:tc>
         <w:tc>
           <w:tcPr>
-            <w:tcW w:type="dxa" w:w="397"/>
+            <w:tcW w:type="dxa" w:w="539"/>
             <w:tcBorders>
               <w:top w:val="nil"/>
               <w:left w:val="nil"/>
@@ -14985,7 +14985,7 @@
         </w:tc>
         <w:tc>
           <w:tcPr>
-            <w:tcW w:type="dxa" w:w="397"/>
+            <w:tcW w:type="dxa" w:w="539"/>
             <w:tcBorders>
               <w:top w:val="nil"/>
               <w:left w:val="nil"/>
@@ -15019,7 +15019,7 @@
         </w:tc>
         <w:tc>
           <w:tcPr>
-            <w:tcW w:type="dxa" w:w="397"/>
+            <w:tcW w:type="dxa" w:w="539"/>
             <w:tcBorders>
               <w:top w:val="nil"/>
               <w:left w:val="nil"/>
@@ -15053,7 +15053,7 @@
         </w:tc>
         <w:tc>
           <w:tcPr>
-            <w:tcW w:type="dxa" w:w="397"/>
+            <w:tcW w:type="dxa" w:w="539"/>
             <w:tcBorders>
               <w:top w:val="nil"/>
               <w:left w:val="nil"/>
@@ -15087,7 +15087,7 @@
         </w:tc>
         <w:tc>
           <w:tcPr>
-            <w:tcW w:type="dxa" w:w="397"/>
+            <w:tcW w:type="dxa" w:w="539"/>
             <w:tcBorders>
               <w:top w:val="nil"/>
               <w:left w:val="nil"/>
@@ -15121,7 +15121,7 @@
         </w:tc>
         <w:tc>
           <w:tcPr>
-            <w:tcW w:type="dxa" w:w="397"/>
+            <w:tcW w:type="dxa" w:w="539"/>
             <w:tcBorders>
               <w:top w:val="nil"/>
               <w:left w:val="nil"/>
@@ -15215,15 +15215,15 @@
         <w:tblLayout w:type="fixed"/>
       </w:tblPr>
       <w:tblGrid>
-        <w:gridCol w:w="1077"/>
-        <w:gridCol w:w="2551"/>
-        <w:gridCol w:w="2494"/>
-        <w:gridCol w:w="397"/>
-        <w:gridCol w:w="397"/>
-        <w:gridCol w:w="397"/>
-        <w:gridCol w:w="397"/>
-        <w:gridCol w:w="397"/>
-        <w:gridCol w:w="397"/>
+        <w:gridCol w:w="1020"/>
+        <w:gridCol w:w="2211"/>
+        <w:gridCol w:w="2041"/>
+        <w:gridCol w:w="539"/>
+        <w:gridCol w:w="539"/>
+        <w:gridCol w:w="539"/>
+        <w:gridCol w:w="539"/>
+        <w:gridCol w:w="539"/>
+        <w:gridCol w:w="539"/>
       </w:tblGrid>
       <w:tr>
         <w:trPr>
@@ -15232,7 +15232,7 @@
         </w:trPr>
         <w:tc>
           <w:tcPr>
-            <w:tcW w:type="dxa" w:w="1077"/>
+            <w:tcW w:type="dxa" w:w="1020"/>
             <w:tcBorders>
               <w:top w:val="nil"/>
               <w:left w:val="nil"/>
@@ -15269,7 +15269,7 @@
         </w:tc>
         <w:tc>
           <w:tcPr>
-            <w:tcW w:type="dxa" w:w="2551"/>
+            <w:tcW w:type="dxa" w:w="2211"/>
             <w:tcBorders>
               <w:top w:val="nil"/>
               <w:left w:val="nil"/>
@@ -15306,7 +15306,7 @@
         </w:tc>
         <w:tc>
           <w:tcPr>
-            <w:tcW w:type="dxa" w:w="2494"/>
+            <w:tcW w:type="dxa" w:w="2041"/>
             <w:tcBorders>
               <w:top w:val="nil"/>
               <w:left w:val="nil"/>
@@ -15343,7 +15343,7 @@
         </w:tc>
         <w:tc>
           <w:tcPr>
-            <w:tcW w:type="dxa" w:w="397"/>
+            <w:tcW w:type="dxa" w:w="539"/>
             <w:tcBorders>
               <w:top w:val="nil"/>
               <w:left w:val="nil"/>
@@ -15380,7 +15380,7 @@
         </w:tc>
         <w:tc>
           <w:tcPr>
-            <w:tcW w:type="dxa" w:w="397"/>
+            <w:tcW w:type="dxa" w:w="539"/>
             <w:tcBorders>
               <w:top w:val="nil"/>
               <w:left w:val="nil"/>
@@ -15417,7 +15417,7 @@
         </w:tc>
         <w:tc>
           <w:tcPr>
-            <w:tcW w:type="dxa" w:w="397"/>
+            <w:tcW w:type="dxa" w:w="539"/>
             <w:tcBorders>
               <w:top w:val="nil"/>
               <w:left w:val="nil"/>
@@ -15454,7 +15454,7 @@
         </w:tc>
         <w:tc>
           <w:tcPr>
-            <w:tcW w:type="dxa" w:w="397"/>
+            <w:tcW w:type="dxa" w:w="539"/>
             <w:tcBorders>
               <w:top w:val="nil"/>
               <w:left w:val="nil"/>
@@ -15491,7 +15491,7 @@
         </w:tc>
         <w:tc>
           <w:tcPr>
-            <w:tcW w:type="dxa" w:w="397"/>
+            <w:tcW w:type="dxa" w:w="539"/>
             <w:tcBorders>
               <w:top w:val="nil"/>
               <w:left w:val="nil"/>
@@ -15528,7 +15528,7 @@
         </w:tc>
         <w:tc>
           <w:tcPr>
-            <w:tcW w:type="dxa" w:w="397"/>
+            <w:tcW w:type="dxa" w:w="539"/>
             <w:tcBorders>
               <w:top w:val="nil"/>
               <w:left w:val="nil"/>
@@ -15570,7 +15570,7 @@
         </w:trPr>
         <w:tc>
           <w:tcPr>
-            <w:tcW w:type="dxa" w:w="1077"/>
+            <w:tcW w:type="dxa" w:w="1020"/>
             <w:tcBorders>
               <w:top w:val="nil"/>
               <w:left w:val="nil"/>
@@ -15604,7 +15604,7 @@
         </w:tc>
         <w:tc>
           <w:tcPr>
-            <w:tcW w:type="dxa" w:w="2551"/>
+            <w:tcW w:type="dxa" w:w="2211"/>
             <w:tcBorders>
               <w:top w:val="nil"/>
               <w:left w:val="nil"/>
@@ -15638,7 +15638,7 @@
         </w:tc>
         <w:tc>
           <w:tcPr>
-            <w:tcW w:type="dxa" w:w="2494"/>
+            <w:tcW w:type="dxa" w:w="2041"/>
             <w:tcBorders>
               <w:top w:val="nil"/>
               <w:left w:val="nil"/>
@@ -15672,7 +15672,7 @@
         </w:tc>
         <w:tc>
           <w:tcPr>
-            <w:tcW w:type="dxa" w:w="397"/>
+            <w:tcW w:type="dxa" w:w="539"/>
             <w:tcBorders>
               <w:top w:val="nil"/>
               <w:left w:val="nil"/>
@@ -15706,7 +15706,7 @@
         </w:tc>
         <w:tc>
           <w:tcPr>
-            <w:tcW w:type="dxa" w:w="397"/>
+            <w:tcW w:type="dxa" w:w="539"/>
             <w:tcBorders>
               <w:top w:val="nil"/>
               <w:left w:val="nil"/>
@@ -15740,7 +15740,7 @@
         </w:tc>
         <w:tc>
           <w:tcPr>
-            <w:tcW w:type="dxa" w:w="397"/>
+            <w:tcW w:type="dxa" w:w="539"/>
             <w:tcBorders>
               <w:top w:val="nil"/>
               <w:left w:val="nil"/>
@@ -15774,7 +15774,7 @@
         </w:tc>
         <w:tc>
           <w:tcPr>
-            <w:tcW w:type="dxa" w:w="397"/>
+            <w:tcW w:type="dxa" w:w="539"/>
             <w:tcBorders>
               <w:top w:val="nil"/>
               <w:left w:val="nil"/>
@@ -15808,7 +15808,7 @@
         </w:tc>
         <w:tc>
           <w:tcPr>
-            <w:tcW w:type="dxa" w:w="397"/>
+            <w:tcW w:type="dxa" w:w="539"/>
             <w:tcBorders>
               <w:top w:val="nil"/>
               <w:left w:val="nil"/>
@@ -15842,7 +15842,7 @@
         </w:tc>
         <w:tc>
           <w:tcPr>
-            <w:tcW w:type="dxa" w:w="397"/>
+            <w:tcW w:type="dxa" w:w="539"/>
             <w:tcBorders>
               <w:top w:val="nil"/>
               <w:left w:val="nil"/>
@@ -15881,7 +15881,7 @@
         </w:trPr>
         <w:tc>
           <w:tcPr>
-            <w:tcW w:type="dxa" w:w="1077"/>
+            <w:tcW w:type="dxa" w:w="1020"/>
             <w:tcBorders>
               <w:top w:val="nil"/>
               <w:left w:val="nil"/>
@@ -15915,7 +15915,7 @@
         </w:tc>
         <w:tc>
           <w:tcPr>
-            <w:tcW w:type="dxa" w:w="2551"/>
+            <w:tcW w:type="dxa" w:w="2211"/>
             <w:tcBorders>
               <w:top w:val="nil"/>
               <w:left w:val="nil"/>
@@ -15949,7 +15949,7 @@
         </w:tc>
         <w:tc>
           <w:tcPr>
-            <w:tcW w:type="dxa" w:w="2494"/>
+            <w:tcW w:type="dxa" w:w="2041"/>
             <w:tcBorders>
               <w:top w:val="nil"/>
               <w:left w:val="nil"/>
@@ -15983,7 +15983,7 @@
         </w:tc>
         <w:tc>
           <w:tcPr>
-            <w:tcW w:type="dxa" w:w="397"/>
+            <w:tcW w:type="dxa" w:w="539"/>
             <w:tcBorders>
               <w:top w:val="nil"/>
               <w:left w:val="nil"/>
@@ -16017,7 +16017,7 @@
         </w:tc>
         <w:tc>
           <w:tcPr>
-            <w:tcW w:type="dxa" w:w="397"/>
+            <w:tcW w:type="dxa" w:w="539"/>
             <w:tcBorders>
               <w:top w:val="nil"/>
               <w:left w:val="nil"/>
@@ -16051,7 +16051,7 @@
         </w:tc>
         <w:tc>
           <w:tcPr>
-            <w:tcW w:type="dxa" w:w="397"/>
+            <w:tcW w:type="dxa" w:w="539"/>
             <w:tcBorders>
               <w:top w:val="nil"/>
               <w:left w:val="nil"/>
@@ -16085,7 +16085,7 @@
         </w:tc>
         <w:tc>
           <w:tcPr>
-            <w:tcW w:type="dxa" w:w="397"/>
+            <w:tcW w:type="dxa" w:w="539"/>
             <w:tcBorders>
               <w:top w:val="nil"/>
               <w:left w:val="nil"/>
@@ -16119,7 +16119,7 @@
         </w:tc>
         <w:tc>
           <w:tcPr>
-            <w:tcW w:type="dxa" w:w="397"/>
+            <w:tcW w:type="dxa" w:w="539"/>
             <w:tcBorders>
               <w:top w:val="nil"/>
               <w:left w:val="nil"/>
@@ -16153,7 +16153,7 @@
         </w:tc>
         <w:tc>
           <w:tcPr>
-            <w:tcW w:type="dxa" w:w="397"/>
+            <w:tcW w:type="dxa" w:w="539"/>
             <w:tcBorders>
               <w:top w:val="nil"/>
               <w:left w:val="nil"/>
@@ -16192,7 +16192,7 @@
         </w:trPr>
         <w:tc>
           <w:tcPr>
-            <w:tcW w:type="dxa" w:w="1077"/>
+            <w:tcW w:type="dxa" w:w="1020"/>
             <w:tcBorders>
               <w:top w:val="nil"/>
               <w:left w:val="nil"/>
@@ -16226,7 +16226,7 @@
         </w:tc>
         <w:tc>
           <w:tcPr>
-            <w:tcW w:type="dxa" w:w="2551"/>
+            <w:tcW w:type="dxa" w:w="2211"/>
             <w:tcBorders>
               <w:top w:val="nil"/>
               <w:left w:val="nil"/>
@@ -16260,7 +16260,7 @@
         </w:tc>
         <w:tc>
           <w:tcPr>
-            <w:tcW w:type="dxa" w:w="2494"/>
+            <w:tcW w:type="dxa" w:w="2041"/>
             <w:tcBorders>
               <w:top w:val="nil"/>
               <w:left w:val="nil"/>
@@ -16294,7 +16294,7 @@
         </w:tc>
         <w:tc>
           <w:tcPr>
-            <w:tcW w:type="dxa" w:w="397"/>
+            <w:tcW w:type="dxa" w:w="539"/>
             <w:tcBorders>
               <w:top w:val="nil"/>
               <w:left w:val="nil"/>
@@ -16328,7 +16328,7 @@
         </w:tc>
         <w:tc>
           <w:tcPr>
-            <w:tcW w:type="dxa" w:w="397"/>
+            <w:tcW w:type="dxa" w:w="539"/>
             <w:tcBorders>
               <w:top w:val="nil"/>
               <w:left w:val="nil"/>
@@ -16362,7 +16362,7 @@
         </w:tc>
         <w:tc>
           <w:tcPr>
-            <w:tcW w:type="dxa" w:w="397"/>
+            <w:tcW w:type="dxa" w:w="539"/>
             <w:tcBorders>
               <w:top w:val="nil"/>
               <w:left w:val="nil"/>
@@ -16396,7 +16396,7 @@
         </w:tc>
         <w:tc>
           <w:tcPr>
-            <w:tcW w:type="dxa" w:w="397"/>
+            <w:tcW w:type="dxa" w:w="539"/>
             <w:tcBorders>
               <w:top w:val="nil"/>
               <w:left w:val="nil"/>
@@ -16430,7 +16430,7 @@
         </w:tc>
         <w:tc>
           <w:tcPr>
-            <w:tcW w:type="dxa" w:w="397"/>
+            <w:tcW w:type="dxa" w:w="539"/>
             <w:tcBorders>
               <w:top w:val="nil"/>
               <w:left w:val="nil"/>
@@ -16464,7 +16464,7 @@
         </w:tc>
         <w:tc>
           <w:tcPr>
-            <w:tcW w:type="dxa" w:w="397"/>
+            <w:tcW w:type="dxa" w:w="539"/>
             <w:tcBorders>
               <w:top w:val="nil"/>
               <w:left w:val="nil"/>
@@ -16558,15 +16558,15 @@
         <w:tblLayout w:type="fixed"/>
       </w:tblPr>
       <w:tblGrid>
-        <w:gridCol w:w="1077"/>
-        <w:gridCol w:w="2551"/>
-        <w:gridCol w:w="2494"/>
-        <w:gridCol w:w="397"/>
-        <w:gridCol w:w="397"/>
-        <w:gridCol w:w="397"/>
-        <w:gridCol w:w="397"/>
-        <w:gridCol w:w="397"/>
-        <w:gridCol w:w="397"/>
+        <w:gridCol w:w="1020"/>
+        <w:gridCol w:w="2211"/>
+        <w:gridCol w:w="2041"/>
+        <w:gridCol w:w="539"/>
+        <w:gridCol w:w="539"/>
+        <w:gridCol w:w="539"/>
+        <w:gridCol w:w="539"/>
+        <w:gridCol w:w="539"/>
+        <w:gridCol w:w="539"/>
       </w:tblGrid>
       <w:tr>
         <w:trPr>
@@ -16575,7 +16575,7 @@
         </w:trPr>
         <w:tc>
           <w:tcPr>
-            <w:tcW w:type="dxa" w:w="1077"/>
+            <w:tcW w:type="dxa" w:w="1020"/>
             <w:tcBorders>
               <w:top w:val="nil"/>
               <w:left w:val="nil"/>
@@ -16612,7 +16612,7 @@
         </w:tc>
         <w:tc>
           <w:tcPr>
-            <w:tcW w:type="dxa" w:w="2551"/>
+            <w:tcW w:type="dxa" w:w="2211"/>
             <w:tcBorders>
               <w:top w:val="nil"/>
               <w:left w:val="nil"/>
@@ -16649,7 +16649,7 @@
         </w:tc>
         <w:tc>
           <w:tcPr>
-            <w:tcW w:type="dxa" w:w="2494"/>
+            <w:tcW w:type="dxa" w:w="2041"/>
             <w:tcBorders>
               <w:top w:val="nil"/>
               <w:left w:val="nil"/>
@@ -16686,7 +16686,7 @@
         </w:tc>
         <w:tc>
           <w:tcPr>
-            <w:tcW w:type="dxa" w:w="397"/>
+            <w:tcW w:type="dxa" w:w="539"/>
             <w:tcBorders>
               <w:top w:val="nil"/>
               <w:left w:val="nil"/>
@@ -16723,7 +16723,7 @@
         </w:tc>
         <w:tc>
           <w:tcPr>
-            <w:tcW w:type="dxa" w:w="397"/>
+            <w:tcW w:type="dxa" w:w="539"/>
             <w:tcBorders>
               <w:top w:val="nil"/>
               <w:left w:val="nil"/>
@@ -16760,7 +16760,7 @@
         </w:tc>
         <w:tc>
           <w:tcPr>
-            <w:tcW w:type="dxa" w:w="397"/>
+            <w:tcW w:type="dxa" w:w="539"/>
             <w:tcBorders>
               <w:top w:val="nil"/>
               <w:left w:val="nil"/>
@@ -16797,7 +16797,7 @@
         </w:tc>
         <w:tc>
           <w:tcPr>
-            <w:tcW w:type="dxa" w:w="397"/>
+            <w:tcW w:type="dxa" w:w="539"/>
             <w:tcBorders>
               <w:top w:val="nil"/>
               <w:left w:val="nil"/>
@@ -16834,7 +16834,7 @@
         </w:tc>
         <w:tc>
           <w:tcPr>
-            <w:tcW w:type="dxa" w:w="397"/>
+            <w:tcW w:type="dxa" w:w="539"/>
             <w:tcBorders>
               <w:top w:val="nil"/>
               <w:left w:val="nil"/>
@@ -16871,7 +16871,7 @@
         </w:tc>
         <w:tc>
           <w:tcPr>
-            <w:tcW w:type="dxa" w:w="397"/>
+            <w:tcW w:type="dxa" w:w="539"/>
             <w:tcBorders>
               <w:top w:val="nil"/>
               <w:left w:val="nil"/>
@@ -16913,7 +16913,7 @@
         </w:trPr>
         <w:tc>
           <w:tcPr>
-            <w:tcW w:type="dxa" w:w="1077"/>
+            <w:tcW w:type="dxa" w:w="1020"/>
             <w:tcBorders>
               <w:top w:val="nil"/>
               <w:left w:val="nil"/>
@@ -16947,7 +16947,7 @@
         </w:tc>
         <w:tc>
           <w:tcPr>
-            <w:tcW w:type="dxa" w:w="2551"/>
+            <w:tcW w:type="dxa" w:w="2211"/>
             <w:tcBorders>
               <w:top w:val="nil"/>
               <w:left w:val="nil"/>
@@ -16981,7 +16981,7 @@
         </w:tc>
         <w:tc>
           <w:tcPr>
-            <w:tcW w:type="dxa" w:w="2494"/>
+            <w:tcW w:type="dxa" w:w="2041"/>
             <w:tcBorders>
               <w:top w:val="nil"/>
               <w:left w:val="nil"/>
@@ -17015,7 +17015,7 @@
         </w:tc>
         <w:tc>
           <w:tcPr>
-            <w:tcW w:type="dxa" w:w="397"/>
+            <w:tcW w:type="dxa" w:w="539"/>
             <w:tcBorders>
               <w:top w:val="nil"/>
               <w:left w:val="nil"/>
@@ -17049,7 +17049,7 @@
         </w:tc>
         <w:tc>
           <w:tcPr>
-            <w:tcW w:type="dxa" w:w="397"/>
+            <w:tcW w:type="dxa" w:w="539"/>
             <w:tcBorders>
               <w:top w:val="nil"/>
               <w:left w:val="nil"/>
@@ -17083,7 +17083,7 @@
         </w:tc>
         <w:tc>
           <w:tcPr>
-            <w:tcW w:type="dxa" w:w="397"/>
+            <w:tcW w:type="dxa" w:w="539"/>
             <w:tcBorders>
               <w:top w:val="nil"/>
               <w:left w:val="nil"/>
@@ -17117,7 +17117,7 @@
         </w:tc>
         <w:tc>
           <w:tcPr>
-            <w:tcW w:type="dxa" w:w="397"/>
+            <w:tcW w:type="dxa" w:w="539"/>
             <w:tcBorders>
               <w:top w:val="nil"/>
               <w:left w:val="nil"/>
@@ -17151,7 +17151,7 @@
         </w:tc>
         <w:tc>
           <w:tcPr>
-            <w:tcW w:type="dxa" w:w="397"/>
+            <w:tcW w:type="dxa" w:w="539"/>
             <w:tcBorders>
               <w:top w:val="nil"/>
               <w:left w:val="nil"/>
@@ -17185,7 +17185,7 @@
         </w:tc>
         <w:tc>
           <w:tcPr>
-            <w:tcW w:type="dxa" w:w="397"/>
+            <w:tcW w:type="dxa" w:w="539"/>
             <w:tcBorders>
               <w:top w:val="nil"/>
               <w:left w:val="nil"/>
@@ -17224,7 +17224,7 @@
         </w:trPr>
         <w:tc>
           <w:tcPr>
-            <w:tcW w:type="dxa" w:w="1077"/>
+            <w:tcW w:type="dxa" w:w="1020"/>
             <w:tcBorders>
               <w:top w:val="nil"/>
               <w:left w:val="nil"/>
@@ -17258,7 +17258,7 @@
         </w:tc>
         <w:tc>
           <w:tcPr>
-            <w:tcW w:type="dxa" w:w="2551"/>
+            <w:tcW w:type="dxa" w:w="2211"/>
             <w:tcBorders>
               <w:top w:val="nil"/>
               <w:left w:val="nil"/>
@@ -17292,7 +17292,7 @@
         </w:tc>
         <w:tc>
           <w:tcPr>
-            <w:tcW w:type="dxa" w:w="2494"/>
+            <w:tcW w:type="dxa" w:w="2041"/>
             <w:tcBorders>
               <w:top w:val="nil"/>
               <w:left w:val="nil"/>
@@ -17326,7 +17326,7 @@
         </w:tc>
         <w:tc>
           <w:tcPr>
-            <w:tcW w:type="dxa" w:w="397"/>
+            <w:tcW w:type="dxa" w:w="539"/>
             <w:tcBorders>
               <w:top w:val="nil"/>
               <w:left w:val="nil"/>
@@ -17360,7 +17360,7 @@
         </w:tc>
         <w:tc>
           <w:tcPr>
-            <w:tcW w:type="dxa" w:w="397"/>
+            <w:tcW w:type="dxa" w:w="539"/>
             <w:tcBorders>
               <w:top w:val="nil"/>
               <w:left w:val="nil"/>
@@ -17394,7 +17394,7 @@
         </w:tc>
         <w:tc>
           <w:tcPr>
-            <w:tcW w:type="dxa" w:w="397"/>
+            <w:tcW w:type="dxa" w:w="539"/>
             <w:tcBorders>
               <w:top w:val="nil"/>
               <w:left w:val="nil"/>
@@ -17428,7 +17428,7 @@
         </w:tc>
         <w:tc>
           <w:tcPr>
-            <w:tcW w:type="dxa" w:w="397"/>
+            <w:tcW w:type="dxa" w:w="539"/>
             <w:tcBorders>
               <w:top w:val="nil"/>
               <w:left w:val="nil"/>
@@ -17462,7 +17462,7 @@
         </w:tc>
         <w:tc>
           <w:tcPr>
-            <w:tcW w:type="dxa" w:w="397"/>
+            <w:tcW w:type="dxa" w:w="539"/>
             <w:tcBorders>
               <w:top w:val="nil"/>
               <w:left w:val="nil"/>
@@ -17496,7 +17496,7 @@
         </w:tc>
         <w:tc>
           <w:tcPr>
-            <w:tcW w:type="dxa" w:w="397"/>
+            <w:tcW w:type="dxa" w:w="539"/>
             <w:tcBorders>
               <w:top w:val="nil"/>
               <w:left w:val="nil"/>
@@ -17535,7 +17535,7 @@
         </w:trPr>
         <w:tc>
           <w:tcPr>
-            <w:tcW w:type="dxa" w:w="1077"/>
+            <w:tcW w:type="dxa" w:w="1020"/>
             <w:tcBorders>
               <w:top w:val="nil"/>
               <w:left w:val="nil"/>
@@ -17569,7 +17569,7 @@
         </w:tc>
         <w:tc>
           <w:tcPr>
-            <w:tcW w:type="dxa" w:w="2551"/>
+            <w:tcW w:type="dxa" w:w="2211"/>
             <w:tcBorders>
               <w:top w:val="nil"/>
               <w:left w:val="nil"/>
@@ -17603,7 +17603,7 @@
         </w:tc>
         <w:tc>
           <w:tcPr>
-            <w:tcW w:type="dxa" w:w="2494"/>
+            <w:tcW w:type="dxa" w:w="2041"/>
             <w:tcBorders>
               <w:top w:val="nil"/>
               <w:left w:val="nil"/>
@@ -17637,7 +17637,7 @@
         </w:tc>
         <w:tc>
           <w:tcPr>
-            <w:tcW w:type="dxa" w:w="397"/>
+            <w:tcW w:type="dxa" w:w="539"/>
             <w:tcBorders>
               <w:top w:val="nil"/>
               <w:left w:val="nil"/>
@@ -17671,7 +17671,7 @@
         </w:tc>
         <w:tc>
           <w:tcPr>
-            <w:tcW w:type="dxa" w:w="397"/>
+            <w:tcW w:type="dxa" w:w="539"/>
             <w:tcBorders>
               <w:top w:val="nil"/>
               <w:left w:val="nil"/>
@@ -17705,7 +17705,7 @@
         </w:tc>
         <w:tc>
           <w:tcPr>
-            <w:tcW w:type="dxa" w:w="397"/>
+            <w:tcW w:type="dxa" w:w="539"/>
             <w:tcBorders>
               <w:top w:val="nil"/>
               <w:left w:val="nil"/>
@@ -17739,7 +17739,7 @@
         </w:tc>
         <w:tc>
           <w:tcPr>
-            <w:tcW w:type="dxa" w:w="397"/>
+            <w:tcW w:type="dxa" w:w="539"/>
             <w:tcBorders>
               <w:top w:val="nil"/>
               <w:left w:val="nil"/>
@@ -17773,7 +17773,7 @@
         </w:tc>
         <w:tc>
           <w:tcPr>
-            <w:tcW w:type="dxa" w:w="397"/>
+            <w:tcW w:type="dxa" w:w="539"/>
             <w:tcBorders>
               <w:top w:val="nil"/>
               <w:left w:val="nil"/>
@@ -17807,7 +17807,7 @@
         </w:tc>
         <w:tc>
           <w:tcPr>
-            <w:tcW w:type="dxa" w:w="397"/>
+            <w:tcW w:type="dxa" w:w="539"/>
             <w:tcBorders>
               <w:top w:val="nil"/>
               <w:left w:val="nil"/>
@@ -17846,7 +17846,7 @@
         </w:trPr>
         <w:tc>
           <w:tcPr>
-            <w:tcW w:type="dxa" w:w="1077"/>
+            <w:tcW w:type="dxa" w:w="1020"/>
             <w:tcBorders>
               <w:top w:val="nil"/>
               <w:left w:val="nil"/>
@@ -17880,7 +17880,7 @@
         </w:tc>
         <w:tc>
           <w:tcPr>
-            <w:tcW w:type="dxa" w:w="2551"/>
+            <w:tcW w:type="dxa" w:w="2211"/>
             <w:tcBorders>
               <w:top w:val="nil"/>
               <w:left w:val="nil"/>
@@ -17914,7 +17914,7 @@
         </w:tc>
         <w:tc>
           <w:tcPr>
-            <w:tcW w:type="dxa" w:w="2494"/>
+            <w:tcW w:type="dxa" w:w="2041"/>
             <w:tcBorders>
               <w:top w:val="nil"/>
               <w:left w:val="nil"/>
@@ -17948,7 +17948,7 @@
         </w:tc>
         <w:tc>
           <w:tcPr>
-            <w:tcW w:type="dxa" w:w="397"/>
+            <w:tcW w:type="dxa" w:w="539"/>
             <w:tcBorders>
               <w:top w:val="nil"/>
               <w:left w:val="nil"/>
@@ -17982,7 +17982,7 @@
         </w:tc>
         <w:tc>
           <w:tcPr>
-            <w:tcW w:type="dxa" w:w="397"/>
+            <w:tcW w:type="dxa" w:w="539"/>
             <w:tcBorders>
               <w:top w:val="nil"/>
               <w:left w:val="nil"/>
@@ -18016,7 +18016,7 @@
         </w:tc>
         <w:tc>
           <w:tcPr>
-            <w:tcW w:type="dxa" w:w="397"/>
+            <w:tcW w:type="dxa" w:w="539"/>
             <w:tcBorders>
               <w:top w:val="nil"/>
               <w:left w:val="nil"/>
@@ -18050,7 +18050,7 @@
         </w:tc>
         <w:tc>
           <w:tcPr>
-            <w:tcW w:type="dxa" w:w="397"/>
+            <w:tcW w:type="dxa" w:w="539"/>
             <w:tcBorders>
               <w:top w:val="nil"/>
               <w:left w:val="nil"/>
@@ -18084,7 +18084,7 @@
         </w:tc>
         <w:tc>
           <w:tcPr>
-            <w:tcW w:type="dxa" w:w="397"/>
+            <w:tcW w:type="dxa" w:w="539"/>
             <w:tcBorders>
               <w:top w:val="nil"/>
               <w:left w:val="nil"/>
@@ -18118,7 +18118,7 @@
         </w:tc>
         <w:tc>
           <w:tcPr>
-            <w:tcW w:type="dxa" w:w="397"/>
+            <w:tcW w:type="dxa" w:w="539"/>
             <w:tcBorders>
               <w:top w:val="nil"/>
               <w:left w:val="nil"/>
@@ -18157,7 +18157,7 @@
         </w:trPr>
         <w:tc>
           <w:tcPr>
-            <w:tcW w:type="dxa" w:w="1077"/>
+            <w:tcW w:type="dxa" w:w="1020"/>
             <w:tcBorders>
               <w:top w:val="nil"/>
               <w:left w:val="nil"/>
@@ -18191,7 +18191,7 @@
         </w:tc>
         <w:tc>
           <w:tcPr>
-            <w:tcW w:type="dxa" w:w="2551"/>
+            <w:tcW w:type="dxa" w:w="2211"/>
             <w:tcBorders>
               <w:top w:val="nil"/>
               <w:left w:val="nil"/>
@@ -18225,7 +18225,7 @@
         </w:tc>
         <w:tc>
           <w:tcPr>
-            <w:tcW w:type="dxa" w:w="2494"/>
+            <w:tcW w:type="dxa" w:w="2041"/>
             <w:tcBorders>
               <w:top w:val="nil"/>
               <w:left w:val="nil"/>
@@ -18259,7 +18259,7 @@
         </w:tc>
         <w:tc>
           <w:tcPr>
-            <w:tcW w:type="dxa" w:w="397"/>
+            <w:tcW w:type="dxa" w:w="539"/>
             <w:tcBorders>
               <w:top w:val="nil"/>
               <w:left w:val="nil"/>
@@ -18293,7 +18293,7 @@
         </w:tc>
         <w:tc>
           <w:tcPr>
-            <w:tcW w:type="dxa" w:w="397"/>
+            <w:tcW w:type="dxa" w:w="539"/>
             <w:tcBorders>
               <w:top w:val="nil"/>
               <w:left w:val="nil"/>
@@ -18327,7 +18327,7 @@
         </w:tc>
         <w:tc>
           <w:tcPr>
-            <w:tcW w:type="dxa" w:w="397"/>
+            <w:tcW w:type="dxa" w:w="539"/>
             <w:tcBorders>
               <w:top w:val="nil"/>
               <w:left w:val="nil"/>
@@ -18361,7 +18361,7 @@
         </w:tc>
         <w:tc>
           <w:tcPr>
-            <w:tcW w:type="dxa" w:w="397"/>
+            <w:tcW w:type="dxa" w:w="539"/>
             <w:tcBorders>
               <w:top w:val="nil"/>
               <w:left w:val="nil"/>
@@ -18395,7 +18395,7 @@
         </w:tc>
         <w:tc>
           <w:tcPr>
-            <w:tcW w:type="dxa" w:w="397"/>
+            <w:tcW w:type="dxa" w:w="539"/>
             <w:tcBorders>
               <w:top w:val="nil"/>
               <w:left w:val="nil"/>
@@ -18429,7 +18429,7 @@
         </w:tc>
         <w:tc>
           <w:tcPr>
-            <w:tcW w:type="dxa" w:w="397"/>
+            <w:tcW w:type="dxa" w:w="539"/>
             <w:tcBorders>
               <w:top w:val="nil"/>
               <w:left w:val="nil"/>
@@ -18468,7 +18468,7 @@
         </w:trPr>
         <w:tc>
           <w:tcPr>
-            <w:tcW w:type="dxa" w:w="1077"/>
+            <w:tcW w:type="dxa" w:w="1020"/>
             <w:tcBorders>
               <w:top w:val="nil"/>
               <w:left w:val="nil"/>
@@ -18502,7 +18502,7 @@
         </w:tc>
         <w:tc>
           <w:tcPr>
-            <w:tcW w:type="dxa" w:w="2551"/>
+            <w:tcW w:type="dxa" w:w="2211"/>
             <w:tcBorders>
               <w:top w:val="nil"/>
               <w:left w:val="nil"/>
@@ -18536,7 +18536,7 @@
         </w:tc>
         <w:tc>
           <w:tcPr>
-            <w:tcW w:type="dxa" w:w="2494"/>
+            <w:tcW w:type="dxa" w:w="2041"/>
             <w:tcBorders>
               <w:top w:val="nil"/>
               <w:left w:val="nil"/>
@@ -18570,7 +18570,7 @@
         </w:tc>
         <w:tc>
           <w:tcPr>
-            <w:tcW w:type="dxa" w:w="397"/>
+            <w:tcW w:type="dxa" w:w="539"/>
             <w:tcBorders>
               <w:top w:val="nil"/>
               <w:left w:val="nil"/>
@@ -18604,7 +18604,7 @@
         </w:tc>
         <w:tc>
           <w:tcPr>
-            <w:tcW w:type="dxa" w:w="397"/>
+            <w:tcW w:type="dxa" w:w="539"/>
             <w:tcBorders>
               <w:top w:val="nil"/>
               <w:left w:val="nil"/>
@@ -18638,7 +18638,7 @@
         </w:tc>
         <w:tc>
           <w:tcPr>
-            <w:tcW w:type="dxa" w:w="397"/>
+            <w:tcW w:type="dxa" w:w="539"/>
             <w:tcBorders>
               <w:top w:val="nil"/>
               <w:left w:val="nil"/>
@@ -18672,7 +18672,7 @@
         </w:tc>
         <w:tc>
           <w:tcPr>
-            <w:tcW w:type="dxa" w:w="397"/>
+            <w:tcW w:type="dxa" w:w="539"/>
             <w:tcBorders>
               <w:top w:val="nil"/>
               <w:left w:val="nil"/>
@@ -18706,7 +18706,7 @@
         </w:tc>
         <w:tc>
           <w:tcPr>
-            <w:tcW w:type="dxa" w:w="397"/>
+            <w:tcW w:type="dxa" w:w="539"/>
             <w:tcBorders>
               <w:top w:val="nil"/>
               <w:left w:val="nil"/>
@@ -18740,7 +18740,7 @@
         </w:tc>
         <w:tc>
           <w:tcPr>
-            <w:tcW w:type="dxa" w:w="397"/>
+            <w:tcW w:type="dxa" w:w="539"/>
             <w:tcBorders>
               <w:top w:val="nil"/>
               <w:left w:val="nil"/>
@@ -18779,7 +18779,7 @@
         </w:trPr>
         <w:tc>
           <w:tcPr>
-            <w:tcW w:type="dxa" w:w="1077"/>
+            <w:tcW w:type="dxa" w:w="1020"/>
             <w:tcBorders>
               <w:top w:val="nil"/>
               <w:left w:val="nil"/>
@@ -18813,7 +18813,7 @@
         </w:tc>
         <w:tc>
           <w:tcPr>
-            <w:tcW w:type="dxa" w:w="2551"/>
+            <w:tcW w:type="dxa" w:w="2211"/>
             <w:tcBorders>
               <w:top w:val="nil"/>
               <w:left w:val="nil"/>
@@ -18847,7 +18847,7 @@
         </w:tc>
         <w:tc>
           <w:tcPr>
-            <w:tcW w:type="dxa" w:w="2494"/>
+            <w:tcW w:type="dxa" w:w="2041"/>
             <w:tcBorders>
               <w:top w:val="nil"/>
               <w:left w:val="nil"/>
@@ -18881,7 +18881,7 @@
         </w:tc>
         <w:tc>
           <w:tcPr>
-            <w:tcW w:type="dxa" w:w="397"/>
+            <w:tcW w:type="dxa" w:w="539"/>
             <w:tcBorders>
               <w:top w:val="nil"/>
               <w:left w:val="nil"/>
@@ -18915,7 +18915,7 @@
         </w:tc>
         <w:tc>
           <w:tcPr>
-            <w:tcW w:type="dxa" w:w="397"/>
+            <w:tcW w:type="dxa" w:w="539"/>
             <w:tcBorders>
               <w:top w:val="nil"/>
               <w:left w:val="nil"/>
@@ -18949,7 +18949,7 @@
         </w:tc>
         <w:tc>
           <w:tcPr>
-            <w:tcW w:type="dxa" w:w="397"/>
+            <w:tcW w:type="dxa" w:w="539"/>
             <w:tcBorders>
               <w:top w:val="nil"/>
               <w:left w:val="nil"/>
@@ -18983,7 +18983,7 @@
         </w:tc>
         <w:tc>
           <w:tcPr>
-            <w:tcW w:type="dxa" w:w="397"/>
+            <w:tcW w:type="dxa" w:w="539"/>
             <w:tcBorders>
               <w:top w:val="nil"/>
               <w:left w:val="nil"/>
@@ -19017,7 +19017,7 @@
         </w:tc>
         <w:tc>
           <w:tcPr>
-            <w:tcW w:type="dxa" w:w="397"/>
+            <w:tcW w:type="dxa" w:w="539"/>
             <w:tcBorders>
               <w:top w:val="nil"/>
               <w:left w:val="nil"/>
@@ -19051,7 +19051,7 @@
         </w:tc>
         <w:tc>
           <w:tcPr>
-            <w:tcW w:type="dxa" w:w="397"/>
+            <w:tcW w:type="dxa" w:w="539"/>
             <w:tcBorders>
               <w:top w:val="nil"/>
               <w:left w:val="nil"/>
@@ -19153,15 +19153,15 @@
         <w:tblLayout w:type="fixed"/>
       </w:tblPr>
       <w:tblGrid>
-        <w:gridCol w:w="1077"/>
-        <w:gridCol w:w="2551"/>
-        <w:gridCol w:w="2494"/>
-        <w:gridCol w:w="397"/>
-        <w:gridCol w:w="397"/>
-        <w:gridCol w:w="397"/>
-        <w:gridCol w:w="397"/>
-        <w:gridCol w:w="397"/>
-        <w:gridCol w:w="397"/>
+        <w:gridCol w:w="1020"/>
+        <w:gridCol w:w="2211"/>
+        <w:gridCol w:w="2041"/>
+        <w:gridCol w:w="539"/>
+        <w:gridCol w:w="539"/>
+        <w:gridCol w:w="539"/>
+        <w:gridCol w:w="539"/>
+        <w:gridCol w:w="539"/>
+        <w:gridCol w:w="539"/>
       </w:tblGrid>
       <w:tr>
         <w:trPr>
@@ -19170,7 +19170,7 @@
         </w:trPr>
         <w:tc>
           <w:tcPr>
-            <w:tcW w:type="dxa" w:w="1077"/>
+            <w:tcW w:type="dxa" w:w="1020"/>
             <w:tcBorders>
               <w:top w:val="nil"/>
               <w:left w:val="nil"/>
@@ -19207,7 +19207,7 @@
         </w:tc>
         <w:tc>
           <w:tcPr>
-            <w:tcW w:type="dxa" w:w="2551"/>
+            <w:tcW w:type="dxa" w:w="2211"/>
             <w:tcBorders>
               <w:top w:val="nil"/>
               <w:left w:val="nil"/>
@@ -19244,7 +19244,7 @@
         </w:tc>
         <w:tc>
           <w:tcPr>
-            <w:tcW w:type="dxa" w:w="2494"/>
+            <w:tcW w:type="dxa" w:w="2041"/>
             <w:tcBorders>
               <w:top w:val="nil"/>
               <w:left w:val="nil"/>
@@ -19281,7 +19281,7 @@
         </w:tc>
         <w:tc>
           <w:tcPr>
-            <w:tcW w:type="dxa" w:w="397"/>
+            <w:tcW w:type="dxa" w:w="539"/>
             <w:tcBorders>
               <w:top w:val="nil"/>
               <w:left w:val="nil"/>
@@ -19318,7 +19318,7 @@
         </w:tc>
         <w:tc>
           <w:tcPr>
-            <w:tcW w:type="dxa" w:w="397"/>
+            <w:tcW w:type="dxa" w:w="539"/>
             <w:tcBorders>
               <w:top w:val="nil"/>
               <w:left w:val="nil"/>
@@ -19355,7 +19355,7 @@
         </w:tc>
         <w:tc>
           <w:tcPr>
-            <w:tcW w:type="dxa" w:w="397"/>
+            <w:tcW w:type="dxa" w:w="539"/>
             <w:tcBorders>
               <w:top w:val="nil"/>
               <w:left w:val="nil"/>
@@ -19392,7 +19392,7 @@
         </w:tc>
         <w:tc>
           <w:tcPr>
-            <w:tcW w:type="dxa" w:w="397"/>
+            <w:tcW w:type="dxa" w:w="539"/>
             <w:tcBorders>
               <w:top w:val="nil"/>
               <w:left w:val="nil"/>
@@ -19429,7 +19429,7 @@
         </w:tc>
         <w:tc>
           <w:tcPr>
-            <w:tcW w:type="dxa" w:w="397"/>
+            <w:tcW w:type="dxa" w:w="539"/>
             <w:tcBorders>
               <w:top w:val="nil"/>
               <w:left w:val="nil"/>
@@ -19466,7 +19466,7 @@
         </w:tc>
         <w:tc>
           <w:tcPr>
-            <w:tcW w:type="dxa" w:w="397"/>
+            <w:tcW w:type="dxa" w:w="539"/>
             <w:tcBorders>
               <w:top w:val="nil"/>
               <w:left w:val="nil"/>
@@ -19508,7 +19508,7 @@
         </w:trPr>
         <w:tc>
           <w:tcPr>
-            <w:tcW w:type="dxa" w:w="1077"/>
+            <w:tcW w:type="dxa" w:w="1020"/>
             <w:tcBorders>
               <w:top w:val="nil"/>
               <w:left w:val="nil"/>
@@ -19542,7 +19542,7 @@
         </w:tc>
         <w:tc>
           <w:tcPr>
-            <w:tcW w:type="dxa" w:w="2551"/>
+            <w:tcW w:type="dxa" w:w="2211"/>
             <w:tcBorders>
               <w:top w:val="nil"/>
               <w:left w:val="nil"/>
@@ -19576,7 +19576,7 @@
         </w:tc>
         <w:tc>
           <w:tcPr>
-            <w:tcW w:type="dxa" w:w="2494"/>
+            <w:tcW w:type="dxa" w:w="2041"/>
             <w:tcBorders>
               <w:top w:val="nil"/>
               <w:left w:val="nil"/>
@@ -19610,7 +19610,7 @@
         </w:tc>
         <w:tc>
           <w:tcPr>
-            <w:tcW w:type="dxa" w:w="397"/>
+            <w:tcW w:type="dxa" w:w="539"/>
             <w:tcBorders>
               <w:top w:val="nil"/>
               <w:left w:val="nil"/>
@@ -19644,7 +19644,7 @@
         </w:tc>
         <w:tc>
           <w:tcPr>
-            <w:tcW w:type="dxa" w:w="397"/>
+            <w:tcW w:type="dxa" w:w="539"/>
             <w:tcBorders>
               <w:top w:val="nil"/>
               <w:left w:val="nil"/>
@@ -19678,7 +19678,7 @@
         </w:tc>
         <w:tc>
           <w:tcPr>
-            <w:tcW w:type="dxa" w:w="397"/>
+            <w:tcW w:type="dxa" w:w="539"/>
             <w:tcBorders>
               <w:top w:val="nil"/>
               <w:left w:val="nil"/>
@@ -19712,7 +19712,7 @@
         </w:tc>
         <w:tc>
           <w:tcPr>
-            <w:tcW w:type="dxa" w:w="397"/>
+            <w:tcW w:type="dxa" w:w="539"/>
             <w:tcBorders>
               <w:top w:val="nil"/>
               <w:left w:val="nil"/>
@@ -19746,7 +19746,7 @@
         </w:tc>
         <w:tc>
           <w:tcPr>
-            <w:tcW w:type="dxa" w:w="397"/>
+            <w:tcW w:type="dxa" w:w="539"/>
             <w:tcBorders>
               <w:top w:val="nil"/>
               <w:left w:val="nil"/>
@@ -19780,7 +19780,7 @@
         </w:tc>
         <w:tc>
           <w:tcPr>
-            <w:tcW w:type="dxa" w:w="397"/>
+            <w:tcW w:type="dxa" w:w="539"/>
             <w:tcBorders>
               <w:top w:val="nil"/>
               <w:left w:val="nil"/>
@@ -19819,7 +19819,7 @@
         </w:trPr>
         <w:tc>
           <w:tcPr>
-            <w:tcW w:type="dxa" w:w="1077"/>
+            <w:tcW w:type="dxa" w:w="1020"/>
             <w:tcBorders>
               <w:top w:val="nil"/>
               <w:left w:val="nil"/>
@@ -19853,7 +19853,7 @@
         </w:tc>
         <w:tc>
           <w:tcPr>
-            <w:tcW w:type="dxa" w:w="2551"/>
+            <w:tcW w:type="dxa" w:w="2211"/>
             <w:tcBorders>
               <w:top w:val="nil"/>
               <w:left w:val="nil"/>
@@ -19887,7 +19887,7 @@
         </w:tc>
         <w:tc>
           <w:tcPr>
-            <w:tcW w:type="dxa" w:w="2494"/>
+            <w:tcW w:type="dxa" w:w="2041"/>
             <w:tcBorders>
               <w:top w:val="nil"/>
               <w:left w:val="nil"/>
@@ -19921,7 +19921,7 @@
         </w:tc>
         <w:tc>
           <w:tcPr>
-            <w:tcW w:type="dxa" w:w="397"/>
+            <w:tcW w:type="dxa" w:w="539"/>
             <w:tcBorders>
               <w:top w:val="nil"/>
               <w:left w:val="nil"/>
@@ -19955,7 +19955,7 @@
         </w:tc>
         <w:tc>
           <w:tcPr>
-            <w:tcW w:type="dxa" w:w="397"/>
+            <w:tcW w:type="dxa" w:w="539"/>
             <w:tcBorders>
               <w:top w:val="nil"/>
               <w:left w:val="nil"/>
@@ -19989,7 +19989,7 @@
         </w:tc>
         <w:tc>
           <w:tcPr>
-            <w:tcW w:type="dxa" w:w="397"/>
+            <w:tcW w:type="dxa" w:w="539"/>
             <w:tcBorders>
               <w:top w:val="nil"/>
               <w:left w:val="nil"/>
@@ -20023,7 +20023,7 @@
         </w:tc>
         <w:tc>
           <w:tcPr>
-            <w:tcW w:type="dxa" w:w="397"/>
+            <w:tcW w:type="dxa" w:w="539"/>
             <w:tcBorders>
               <w:top w:val="nil"/>
               <w:left w:val="nil"/>
@@ -20057,7 +20057,7 @@
         </w:tc>
         <w:tc>
           <w:tcPr>
-            <w:tcW w:type="dxa" w:w="397"/>
+            <w:tcW w:type="dxa" w:w="539"/>
             <w:tcBorders>
               <w:top w:val="nil"/>
               <w:left w:val="nil"/>
@@ -20091,7 +20091,7 @@
         </w:tc>
         <w:tc>
           <w:tcPr>
-            <w:tcW w:type="dxa" w:w="397"/>
+            <w:tcW w:type="dxa" w:w="539"/>
             <w:tcBorders>
               <w:top w:val="nil"/>
               <w:left w:val="nil"/>
@@ -20130,7 +20130,7 @@
         </w:trPr>
         <w:tc>
           <w:tcPr>
-            <w:tcW w:type="dxa" w:w="1077"/>
+            <w:tcW w:type="dxa" w:w="1020"/>
             <w:tcBorders>
               <w:top w:val="nil"/>
               <w:left w:val="nil"/>
@@ -20164,7 +20164,7 @@
         </w:tc>
         <w:tc>
           <w:tcPr>
-            <w:tcW w:type="dxa" w:w="2551"/>
+            <w:tcW w:type="dxa" w:w="2211"/>
             <w:tcBorders>
               <w:top w:val="nil"/>
               <w:left w:val="nil"/>
@@ -20198,7 +20198,7 @@
         </w:tc>
         <w:tc>
           <w:tcPr>
-            <w:tcW w:type="dxa" w:w="2494"/>
+            <w:tcW w:type="dxa" w:w="2041"/>
             <w:tcBorders>
               <w:top w:val="nil"/>
               <w:left w:val="nil"/>
@@ -20232,7 +20232,7 @@
         </w:tc>
         <w:tc>
           <w:tcPr>
-            <w:tcW w:type="dxa" w:w="397"/>
+            <w:tcW w:type="dxa" w:w="539"/>
             <w:tcBorders>
               <w:top w:val="nil"/>
               <w:left w:val="nil"/>
@@ -20266,7 +20266,7 @@
         </w:tc>
         <w:tc>
           <w:tcPr>
-            <w:tcW w:type="dxa" w:w="397"/>
+            <w:tcW w:type="dxa" w:w="539"/>
             <w:tcBorders>
               <w:top w:val="nil"/>
               <w:left w:val="nil"/>
@@ -20300,7 +20300,7 @@
         </w:tc>
         <w:tc>
           <w:tcPr>
-            <w:tcW w:type="dxa" w:w="397"/>
+            <w:tcW w:type="dxa" w:w="539"/>
             <w:tcBorders>
               <w:top w:val="nil"/>
               <w:left w:val="nil"/>
@@ -20334,7 +20334,7 @@
         </w:tc>
         <w:tc>
           <w:tcPr>
-            <w:tcW w:type="dxa" w:w="397"/>
+            <w:tcW w:type="dxa" w:w="539"/>
             <w:tcBorders>
               <w:top w:val="nil"/>
               <w:left w:val="nil"/>
@@ -20368,7 +20368,7 @@
         </w:tc>
         <w:tc>
           <w:tcPr>
-            <w:tcW w:type="dxa" w:w="397"/>
+            <w:tcW w:type="dxa" w:w="539"/>
             <w:tcBorders>
               <w:top w:val="nil"/>
               <w:left w:val="nil"/>
@@ -20402,7 +20402,7 @@
         </w:tc>
         <w:tc>
           <w:tcPr>
-            <w:tcW w:type="dxa" w:w="397"/>
+            <w:tcW w:type="dxa" w:w="539"/>
             <w:tcBorders>
               <w:top w:val="nil"/>
               <w:left w:val="nil"/>
@@ -20441,7 +20441,7 @@
         </w:trPr>
         <w:tc>
           <w:tcPr>
-            <w:tcW w:type="dxa" w:w="1077"/>
+            <w:tcW w:type="dxa" w:w="1020"/>
             <w:tcBorders>
               <w:top w:val="nil"/>
               <w:left w:val="nil"/>
@@ -20475,7 +20475,7 @@
         </w:tc>
         <w:tc>
           <w:tcPr>
-            <w:tcW w:type="dxa" w:w="2551"/>
+            <w:tcW w:type="dxa" w:w="2211"/>
             <w:tcBorders>
               <w:top w:val="nil"/>
               <w:left w:val="nil"/>
@@ -20509,7 +20509,7 @@
         </w:tc>
         <w:tc>
           <w:tcPr>
-            <w:tcW w:type="dxa" w:w="2494"/>
+            <w:tcW w:type="dxa" w:w="2041"/>
             <w:tcBorders>
               <w:top w:val="nil"/>
               <w:left w:val="nil"/>
@@ -20543,7 +20543,7 @@
         </w:tc>
         <w:tc>
           <w:tcPr>
-            <w:tcW w:type="dxa" w:w="397"/>
+            <w:tcW w:type="dxa" w:w="539"/>
             <w:tcBorders>
               <w:top w:val="nil"/>
               <w:left w:val="nil"/>
@@ -20577,7 +20577,7 @@
         </w:tc>
         <w:tc>
           <w:tcPr>
-            <w:tcW w:type="dxa" w:w="397"/>
+            <w:tcW w:type="dxa" w:w="539"/>
             <w:tcBorders>
               <w:top w:val="nil"/>
               <w:left w:val="nil"/>
@@ -20611,7 +20611,7 @@
         </w:tc>
         <w:tc>
           <w:tcPr>
-            <w:tcW w:type="dxa" w:w="397"/>
+            <w:tcW w:type="dxa" w:w="539"/>
             <w:tcBorders>
               <w:top w:val="nil"/>
               <w:left w:val="nil"/>
@@ -20645,7 +20645,7 @@
         </w:tc>
         <w:tc>
           <w:tcPr>
-            <w:tcW w:type="dxa" w:w="397"/>
+            <w:tcW w:type="dxa" w:w="539"/>
             <w:tcBorders>
               <w:top w:val="nil"/>
               <w:left w:val="nil"/>
@@ -20679,7 +20679,7 @@
         </w:tc>
         <w:tc>
           <w:tcPr>
-            <w:tcW w:type="dxa" w:w="397"/>
+            <w:tcW w:type="dxa" w:w="539"/>
             <w:tcBorders>
               <w:top w:val="nil"/>
               <w:left w:val="nil"/>
@@ -20713,7 +20713,7 @@
         </w:tc>
         <w:tc>
           <w:tcPr>
-            <w:tcW w:type="dxa" w:w="397"/>
+            <w:tcW w:type="dxa" w:w="539"/>
             <w:tcBorders>
               <w:top w:val="nil"/>
               <w:left w:val="nil"/>
@@ -20809,15 +20809,15 @@
         <w:tblLayout w:type="fixed"/>
       </w:tblPr>
       <w:tblGrid>
-        <w:gridCol w:w="1077"/>
-        <w:gridCol w:w="2551"/>
-        <w:gridCol w:w="2494"/>
-        <w:gridCol w:w="397"/>
-        <w:gridCol w:w="397"/>
-        <w:gridCol w:w="397"/>
-        <w:gridCol w:w="397"/>
-        <w:gridCol w:w="397"/>
-        <w:gridCol w:w="397"/>
+        <w:gridCol w:w="1020"/>
+        <w:gridCol w:w="2211"/>
+        <w:gridCol w:w="2041"/>
+        <w:gridCol w:w="539"/>
+        <w:gridCol w:w="539"/>
+        <w:gridCol w:w="539"/>
+        <w:gridCol w:w="539"/>
+        <w:gridCol w:w="539"/>
+        <w:gridCol w:w="539"/>
       </w:tblGrid>
       <w:tr>
         <w:trPr>
@@ -20826,7 +20826,7 @@
         </w:trPr>
         <w:tc>
           <w:tcPr>
-            <w:tcW w:type="dxa" w:w="1077"/>
+            <w:tcW w:type="dxa" w:w="1020"/>
             <w:tcBorders>
               <w:top w:val="nil"/>
               <w:left w:val="nil"/>
@@ -20863,7 +20863,7 @@
         </w:tc>
         <w:tc>
           <w:tcPr>
-            <w:tcW w:type="dxa" w:w="2551"/>
+            <w:tcW w:type="dxa" w:w="2211"/>
             <w:tcBorders>
               <w:top w:val="nil"/>
               <w:left w:val="nil"/>
@@ -20900,7 +20900,7 @@
         </w:tc>
         <w:tc>
           <w:tcPr>
-            <w:tcW w:type="dxa" w:w="2494"/>
+            <w:tcW w:type="dxa" w:w="2041"/>
             <w:tcBorders>
               <w:top w:val="nil"/>
               <w:left w:val="nil"/>
@@ -20937,7 +20937,7 @@
         </w:tc>
         <w:tc>
           <w:tcPr>
-            <w:tcW w:type="dxa" w:w="397"/>
+            <w:tcW w:type="dxa" w:w="539"/>
             <w:tcBorders>
               <w:top w:val="nil"/>
               <w:left w:val="nil"/>
@@ -20974,7 +20974,7 @@
         </w:tc>
         <w:tc>
           <w:tcPr>
-            <w:tcW w:type="dxa" w:w="397"/>
+            <w:tcW w:type="dxa" w:w="539"/>
             <w:tcBorders>
               <w:top w:val="nil"/>
               <w:left w:val="nil"/>
@@ -21011,7 +21011,7 @@
         </w:tc>
         <w:tc>
           <w:tcPr>
-            <w:tcW w:type="dxa" w:w="397"/>
+            <w:tcW w:type="dxa" w:w="539"/>
             <w:tcBorders>
               <w:top w:val="nil"/>
               <w:left w:val="nil"/>
@@ -21048,7 +21048,7 @@
         </w:tc>
         <w:tc>
           <w:tcPr>
-            <w:tcW w:type="dxa" w:w="397"/>
+            <w:tcW w:type="dxa" w:w="539"/>
             <w:tcBorders>
               <w:top w:val="nil"/>
               <w:left w:val="nil"/>
@@ -21085,7 +21085,7 @@
         </w:tc>
         <w:tc>
           <w:tcPr>
-            <w:tcW w:type="dxa" w:w="397"/>
+            <w:tcW w:type="dxa" w:w="539"/>
             <w:tcBorders>
               <w:top w:val="nil"/>
               <w:left w:val="nil"/>
@@ -21122,7 +21122,7 @@
         </w:tc>
         <w:tc>
           <w:tcPr>
-            <w:tcW w:type="dxa" w:w="397"/>
+            <w:tcW w:type="dxa" w:w="539"/>
             <w:tcBorders>
               <w:top w:val="nil"/>
               <w:left w:val="nil"/>
@@ -21164,7 +21164,7 @@
         </w:trPr>
         <w:tc>
           <w:tcPr>
-            <w:tcW w:type="dxa" w:w="1077"/>
+            <w:tcW w:type="dxa" w:w="1020"/>
             <w:tcBorders>
               <w:top w:val="nil"/>
               <w:left w:val="nil"/>
@@ -21198,7 +21198,7 @@
         </w:tc>
         <w:tc>
           <w:tcPr>
-            <w:tcW w:type="dxa" w:w="2551"/>
+            <w:tcW w:type="dxa" w:w="2211"/>
             <w:tcBorders>
               <w:top w:val="nil"/>
               <w:left w:val="nil"/>
@@ -21232,7 +21232,7 @@
         </w:tc>
         <w:tc>
           <w:tcPr>
-            <w:tcW w:type="dxa" w:w="2494"/>
+            <w:tcW w:type="dxa" w:w="2041"/>
             <w:tcBorders>
               <w:top w:val="nil"/>
               <w:left w:val="nil"/>
@@ -21266,7 +21266,7 @@
         </w:tc>
         <w:tc>
           <w:tcPr>
-            <w:tcW w:type="dxa" w:w="397"/>
+            <w:tcW w:type="dxa" w:w="539"/>
             <w:tcBorders>
               <w:top w:val="nil"/>
               <w:left w:val="nil"/>
@@ -21300,7 +21300,7 @@
         </w:tc>
         <w:tc>
           <w:tcPr>
-            <w:tcW w:type="dxa" w:w="397"/>
+            <w:tcW w:type="dxa" w:w="539"/>
             <w:tcBorders>
               <w:top w:val="nil"/>
               <w:left w:val="nil"/>
@@ -21334,7 +21334,7 @@
         </w:tc>
         <w:tc>
           <w:tcPr>
-            <w:tcW w:type="dxa" w:w="397"/>
+            <w:tcW w:type="dxa" w:w="539"/>
             <w:tcBorders>
               <w:top w:val="nil"/>
               <w:left w:val="nil"/>
@@ -21368,7 +21368,7 @@
         </w:tc>
         <w:tc>
           <w:tcPr>
-            <w:tcW w:type="dxa" w:w="397"/>
+            <w:tcW w:type="dxa" w:w="539"/>
             <w:tcBorders>
               <w:top w:val="nil"/>
               <w:left w:val="nil"/>
@@ -21402,7 +21402,7 @@
         </w:tc>
         <w:tc>
           <w:tcPr>
-            <w:tcW w:type="dxa" w:w="397"/>
+            <w:tcW w:type="dxa" w:w="539"/>
             <w:tcBorders>
               <w:top w:val="nil"/>
               <w:left w:val="nil"/>
@@ -21436,7 +21436,7 @@
         </w:tc>
         <w:tc>
           <w:tcPr>
-            <w:tcW w:type="dxa" w:w="397"/>
+            <w:tcW w:type="dxa" w:w="539"/>
             <w:tcBorders>
               <w:top w:val="nil"/>
               <w:left w:val="nil"/>
@@ -21475,7 +21475,7 @@
         </w:trPr>
         <w:tc>
           <w:tcPr>
-            <w:tcW w:type="dxa" w:w="1077"/>
+            <w:tcW w:type="dxa" w:w="1020"/>
             <w:tcBorders>
               <w:top w:val="nil"/>
               <w:left w:val="nil"/>
@@ -21509,7 +21509,7 @@
         </w:tc>
         <w:tc>
           <w:tcPr>
-            <w:tcW w:type="dxa" w:w="2551"/>
+            <w:tcW w:type="dxa" w:w="2211"/>
             <w:tcBorders>
               <w:top w:val="nil"/>
               <w:left w:val="nil"/>
@@ -21543,7 +21543,7 @@
         </w:tc>
         <w:tc>
           <w:tcPr>
-            <w:tcW w:type="dxa" w:w="2494"/>
+            <w:tcW w:type="dxa" w:w="2041"/>
             <w:tcBorders>
               <w:top w:val="nil"/>
               <w:left w:val="nil"/>
@@ -21577,7 +21577,7 @@
         </w:tc>
         <w:tc>
           <w:tcPr>
-            <w:tcW w:type="dxa" w:w="397"/>
+            <w:tcW w:type="dxa" w:w="539"/>
             <w:tcBorders>
               <w:top w:val="nil"/>
               <w:left w:val="nil"/>
@@ -21611,7 +21611,7 @@
         </w:tc>
         <w:tc>
           <w:tcPr>
-            <w:tcW w:type="dxa" w:w="397"/>
+            <w:tcW w:type="dxa" w:w="539"/>
             <w:tcBorders>
               <w:top w:val="nil"/>
               <w:left w:val="nil"/>
@@ -21645,7 +21645,7 @@
         </w:tc>
         <w:tc>
           <w:tcPr>
-            <w:tcW w:type="dxa" w:w="397"/>
+            <w:tcW w:type="dxa" w:w="539"/>
             <w:tcBorders>
               <w:top w:val="nil"/>
               <w:left w:val="nil"/>
@@ -21679,7 +21679,7 @@
         </w:tc>
         <w:tc>
           <w:tcPr>
-            <w:tcW w:type="dxa" w:w="397"/>
+            <w:tcW w:type="dxa" w:w="539"/>
             <w:tcBorders>
               <w:top w:val="nil"/>
               <w:left w:val="nil"/>
@@ -21713,7 +21713,7 @@
         </w:tc>
         <w:tc>
           <w:tcPr>
-            <w:tcW w:type="dxa" w:w="397"/>
+            <w:tcW w:type="dxa" w:w="539"/>
             <w:tcBorders>
               <w:top w:val="nil"/>
               <w:left w:val="nil"/>
@@ -21747,7 +21747,7 @@
         </w:tc>
         <w:tc>
           <w:tcPr>
-            <w:tcW w:type="dxa" w:w="397"/>
+            <w:tcW w:type="dxa" w:w="539"/>
             <w:tcBorders>
               <w:top w:val="nil"/>
               <w:left w:val="nil"/>
@@ -21786,7 +21786,7 @@
         </w:trPr>
         <w:tc>
           <w:tcPr>
-            <w:tcW w:type="dxa" w:w="1077"/>
+            <w:tcW w:type="dxa" w:w="1020"/>
             <w:tcBorders>
               <w:top w:val="nil"/>
               <w:left w:val="nil"/>
@@ -21820,7 +21820,7 @@
         </w:tc>
         <w:tc>
           <w:tcPr>
-            <w:tcW w:type="dxa" w:w="2551"/>
+            <w:tcW w:type="dxa" w:w="2211"/>
             <w:tcBorders>
               <w:top w:val="nil"/>
               <w:left w:val="nil"/>
@@ -21854,7 +21854,7 @@
         </w:tc>
         <w:tc>
           <w:tcPr>
-            <w:tcW w:type="dxa" w:w="2494"/>
+            <w:tcW w:type="dxa" w:w="2041"/>
             <w:tcBorders>
               <w:top w:val="nil"/>
               <w:left w:val="nil"/>
@@ -21888,7 +21888,7 @@
         </w:tc>
         <w:tc>
           <w:tcPr>
-            <w:tcW w:type="dxa" w:w="397"/>
+            <w:tcW w:type="dxa" w:w="539"/>
             <w:tcBorders>
               <w:top w:val="nil"/>
               <w:left w:val="nil"/>
@@ -21922,7 +21922,7 @@
         </w:tc>
         <w:tc>
           <w:tcPr>
-            <w:tcW w:type="dxa" w:w="397"/>
+            <w:tcW w:type="dxa" w:w="539"/>
             <w:tcBorders>
               <w:top w:val="nil"/>
               <w:left w:val="nil"/>
@@ -21956,7 +21956,7 @@
         </w:tc>
         <w:tc>
           <w:tcPr>
-            <w:tcW w:type="dxa" w:w="397"/>
+            <w:tcW w:type="dxa" w:w="539"/>
             <w:tcBorders>
               <w:top w:val="nil"/>
               <w:left w:val="nil"/>
@@ -21990,7 +21990,7 @@
         </w:tc>
         <w:tc>
           <w:tcPr>
-            <w:tcW w:type="dxa" w:w="397"/>
+            <w:tcW w:type="dxa" w:w="539"/>
             <w:tcBorders>
               <w:top w:val="nil"/>
               <w:left w:val="nil"/>
@@ -22024,7 +22024,7 @@
         </w:tc>
         <w:tc>
           <w:tcPr>
-            <w:tcW w:type="dxa" w:w="397"/>
+            <w:tcW w:type="dxa" w:w="539"/>
             <w:tcBorders>
               <w:top w:val="nil"/>
               <w:left w:val="nil"/>
@@ -22058,7 +22058,7 @@
         </w:tc>
         <w:tc>
           <w:tcPr>
-            <w:tcW w:type="dxa" w:w="397"/>
+            <w:tcW w:type="dxa" w:w="539"/>
             <w:tcBorders>
               <w:top w:val="nil"/>
               <w:left w:val="nil"/>
@@ -22097,7 +22097,7 @@
         </w:trPr>
         <w:tc>
           <w:tcPr>
-            <w:tcW w:type="dxa" w:w="1077"/>
+            <w:tcW w:type="dxa" w:w="1020"/>
             <w:tcBorders>
               <w:top w:val="nil"/>
               <w:left w:val="nil"/>
@@ -22131,7 +22131,7 @@
         </w:tc>
         <w:tc>
           <w:tcPr>
-            <w:tcW w:type="dxa" w:w="2551"/>
+            <w:tcW w:type="dxa" w:w="2211"/>
             <w:tcBorders>
               <w:top w:val="nil"/>
               <w:left w:val="nil"/>
@@ -22165,7 +22165,7 @@
         </w:tc>
         <w:tc>
           <w:tcPr>
-            <w:tcW w:type="dxa" w:w="2494"/>
+            <w:tcW w:type="dxa" w:w="2041"/>
             <w:tcBorders>
               <w:top w:val="nil"/>
               <w:left w:val="nil"/>
@@ -22199,7 +22199,7 @@
         </w:tc>
         <w:tc>
           <w:tcPr>
-            <w:tcW w:type="dxa" w:w="397"/>
+            <w:tcW w:type="dxa" w:w="539"/>
             <w:tcBorders>
               <w:top w:val="nil"/>
               <w:left w:val="nil"/>
@@ -22233,7 +22233,7 @@
         </w:tc>
         <w:tc>
           <w:tcPr>
-            <w:tcW w:type="dxa" w:w="397"/>
+            <w:tcW w:type="dxa" w:w="539"/>
             <w:tcBorders>
               <w:top w:val="nil"/>
               <w:left w:val="nil"/>
@@ -22267,7 +22267,7 @@
         </w:tc>
         <w:tc>
           <w:tcPr>
-            <w:tcW w:type="dxa" w:w="397"/>
+            <w:tcW w:type="dxa" w:w="539"/>
             <w:tcBorders>
               <w:top w:val="nil"/>
               <w:left w:val="nil"/>
@@ -22301,7 +22301,7 @@
         </w:tc>
         <w:tc>
           <w:tcPr>
-            <w:tcW w:type="dxa" w:w="397"/>
+            <w:tcW w:type="dxa" w:w="539"/>
             <w:tcBorders>
               <w:top w:val="nil"/>
               <w:left w:val="nil"/>
@@ -22335,7 +22335,7 @@
         </w:tc>
         <w:tc>
           <w:tcPr>
-            <w:tcW w:type="dxa" w:w="397"/>
+            <w:tcW w:type="dxa" w:w="539"/>
             <w:tcBorders>
               <w:top w:val="nil"/>
               <w:left w:val="nil"/>
@@ -22369,7 +22369,7 @@
         </w:tc>
         <w:tc>
           <w:tcPr>
-            <w:tcW w:type="dxa" w:w="397"/>
+            <w:tcW w:type="dxa" w:w="539"/>
             <w:tcBorders>
               <w:top w:val="nil"/>
               <w:left w:val="nil"/>
@@ -22465,15 +22465,15 @@
         <w:tblLayout w:type="fixed"/>
       </w:tblPr>
       <w:tblGrid>
-        <w:gridCol w:w="1077"/>
-        <w:gridCol w:w="2551"/>
-        <w:gridCol w:w="2494"/>
-        <w:gridCol w:w="397"/>
-        <w:gridCol w:w="397"/>
-        <w:gridCol w:w="397"/>
-        <w:gridCol w:w="397"/>
-        <w:gridCol w:w="397"/>
-        <w:gridCol w:w="397"/>
+        <w:gridCol w:w="1020"/>
+        <w:gridCol w:w="2211"/>
+        <w:gridCol w:w="2041"/>
+        <w:gridCol w:w="539"/>
+        <w:gridCol w:w="539"/>
+        <w:gridCol w:w="539"/>
+        <w:gridCol w:w="539"/>
+        <w:gridCol w:w="539"/>
+        <w:gridCol w:w="539"/>
       </w:tblGrid>
       <w:tr>
         <w:trPr>
@@ -22482,7 +22482,7 @@
         </w:trPr>
         <w:tc>
           <w:tcPr>
-            <w:tcW w:type="dxa" w:w="1077"/>
+            <w:tcW w:type="dxa" w:w="1020"/>
             <w:tcBorders>
               <w:top w:val="nil"/>
               <w:left w:val="nil"/>
@@ -22519,7 +22519,7 @@
         </w:tc>
         <w:tc>
           <w:tcPr>
-            <w:tcW w:type="dxa" w:w="2551"/>
+            <w:tcW w:type="dxa" w:w="2211"/>
             <w:tcBorders>
               <w:top w:val="nil"/>
               <w:left w:val="nil"/>
@@ -22556,7 +22556,7 @@
         </w:tc>
         <w:tc>
           <w:tcPr>
-            <w:tcW w:type="dxa" w:w="2494"/>
+            <w:tcW w:type="dxa" w:w="2041"/>
             <w:tcBorders>
               <w:top w:val="nil"/>
               <w:left w:val="nil"/>
@@ -22593,7 +22593,7 @@
         </w:tc>
         <w:tc>
           <w:tcPr>
-            <w:tcW w:type="dxa" w:w="397"/>
+            <w:tcW w:type="dxa" w:w="539"/>
             <w:tcBorders>
               <w:top w:val="nil"/>
               <w:left w:val="nil"/>
@@ -22630,7 +22630,7 @@
         </w:tc>
         <w:tc>
           <w:tcPr>
-            <w:tcW w:type="dxa" w:w="397"/>
+            <w:tcW w:type="dxa" w:w="539"/>
             <w:tcBorders>
               <w:top w:val="nil"/>
               <w:left w:val="nil"/>
@@ -22667,7 +22667,7 @@
         </w:tc>
         <w:tc>
           <w:tcPr>
-            <w:tcW w:type="dxa" w:w="397"/>
+            <w:tcW w:type="dxa" w:w="539"/>
             <w:tcBorders>
               <w:top w:val="nil"/>
               <w:left w:val="nil"/>
@@ -22704,7 +22704,7 @@
         </w:tc>
         <w:tc>
           <w:tcPr>
-            <w:tcW w:type="dxa" w:w="397"/>
+            <w:tcW w:type="dxa" w:w="539"/>
             <w:tcBorders>
               <w:top w:val="nil"/>
               <w:left w:val="nil"/>
@@ -22741,7 +22741,7 @@
         </w:tc>
         <w:tc>
           <w:tcPr>
-            <w:tcW w:type="dxa" w:w="397"/>
+            <w:tcW w:type="dxa" w:w="539"/>
             <w:tcBorders>
               <w:top w:val="nil"/>
               <w:left w:val="nil"/>
@@ -22778,7 +22778,7 @@
         </w:tc>
         <w:tc>
           <w:tcPr>
-            <w:tcW w:type="dxa" w:w="397"/>
+            <w:tcW w:type="dxa" w:w="539"/>
             <w:tcBorders>
               <w:top w:val="nil"/>
               <w:left w:val="nil"/>
@@ -22820,7 +22820,7 @@
         </w:trPr>
         <w:tc>
           <w:tcPr>
-            <w:tcW w:type="dxa" w:w="1077"/>
+            <w:tcW w:type="dxa" w:w="1020"/>
             <w:tcBorders>
               <w:top w:val="nil"/>
               <w:left w:val="nil"/>
@@ -22854,7 +22854,7 @@
         </w:tc>
         <w:tc>
           <w:tcPr>
-            <w:tcW w:type="dxa" w:w="2551"/>
+            <w:tcW w:type="dxa" w:w="2211"/>
             <w:tcBorders>
               <w:top w:val="nil"/>
               <w:left w:val="nil"/>
@@ -22888,7 +22888,7 @@
         </w:tc>
         <w:tc>
           <w:tcPr>
-            <w:tcW w:type="dxa" w:w="2494"/>
+            <w:tcW w:type="dxa" w:w="2041"/>
             <w:tcBorders>
               <w:top w:val="nil"/>
               <w:left w:val="nil"/>
@@ -22922,7 +22922,7 @@
         </w:tc>
         <w:tc>
           <w:tcPr>
-            <w:tcW w:type="dxa" w:w="397"/>
+            <w:tcW w:type="dxa" w:w="539"/>
             <w:tcBorders>
               <w:top w:val="nil"/>
               <w:left w:val="nil"/>
@@ -22956,7 +22956,7 @@
         </w:tc>
         <w:tc>
           <w:tcPr>
-            <w:tcW w:type="dxa" w:w="397"/>
+            <w:tcW w:type="dxa" w:w="539"/>
             <w:tcBorders>
               <w:top w:val="nil"/>
               <w:left w:val="nil"/>
@@ -22990,7 +22990,7 @@
         </w:tc>
         <w:tc>
           <w:tcPr>
-            <w:tcW w:type="dxa" w:w="397"/>
+            <w:tcW w:type="dxa" w:w="539"/>
             <w:tcBorders>
               <w:top w:val="nil"/>
               <w:left w:val="nil"/>
@@ -23024,7 +23024,7 @@
         </w:tc>
         <w:tc>
           <w:tcPr>
-            <w:tcW w:type="dxa" w:w="397"/>
+            <w:tcW w:type="dxa" w:w="539"/>
             <w:tcBorders>
               <w:top w:val="nil"/>
               <w:left w:val="nil"/>
@@ -23058,7 +23058,7 @@
         </w:tc>
         <w:tc>
           <w:tcPr>
-            <w:tcW w:type="dxa" w:w="397"/>
+            <w:tcW w:type="dxa" w:w="539"/>
             <w:tcBorders>
               <w:top w:val="nil"/>
               <w:left w:val="nil"/>
@@ -23092,7 +23092,7 @@
         </w:tc>
         <w:tc>
           <w:tcPr>
-            <w:tcW w:type="dxa" w:w="397"/>
+            <w:tcW w:type="dxa" w:w="539"/>
             <w:tcBorders>
               <w:top w:val="nil"/>
               <w:left w:val="nil"/>
@@ -23131,7 +23131,7 @@
         </w:trPr>
         <w:tc>
           <w:tcPr>
-            <w:tcW w:type="dxa" w:w="1077"/>
+            <w:tcW w:type="dxa" w:w="1020"/>
             <w:tcBorders>
               <w:top w:val="nil"/>
               <w:left w:val="nil"/>
@@ -23165,7 +23165,7 @@
         </w:tc>
         <w:tc>
           <w:tcPr>
-            <w:tcW w:type="dxa" w:w="2551"/>
+            <w:tcW w:type="dxa" w:w="2211"/>
             <w:tcBorders>
               <w:top w:val="nil"/>
               <w:left w:val="nil"/>
@@ -23199,7 +23199,7 @@
         </w:tc>
         <w:tc>
           <w:tcPr>
-            <w:tcW w:type="dxa" w:w="2494"/>
+            <w:tcW w:type="dxa" w:w="2041"/>
             <w:tcBorders>
               <w:top w:val="nil"/>
               <w:left w:val="nil"/>
@@ -23233,7 +23233,7 @@
         </w:tc>
         <w:tc>
           <w:tcPr>
-            <w:tcW w:type="dxa" w:w="397"/>
+            <w:tcW w:type="dxa" w:w="539"/>
             <w:tcBorders>
               <w:top w:val="nil"/>
               <w:left w:val="nil"/>
@@ -23267,7 +23267,7 @@
         </w:tc>
         <w:tc>
           <w:tcPr>
-            <w:tcW w:type="dxa" w:w="397"/>
+            <w:tcW w:type="dxa" w:w="539"/>
             <w:tcBorders>
               <w:top w:val="nil"/>
               <w:left w:val="nil"/>
@@ -23301,7 +23301,7 @@
         </w:tc>
         <w:tc>
           <w:tcPr>
-            <w:tcW w:type="dxa" w:w="397"/>
+            <w:tcW w:type="dxa" w:w="539"/>
             <w:tcBorders>
               <w:top w:val="nil"/>
               <w:left w:val="nil"/>
@@ -23335,7 +23335,7 @@
         </w:tc>
         <w:tc>
           <w:tcPr>
-            <w:tcW w:type="dxa" w:w="397"/>
+            <w:tcW w:type="dxa" w:w="539"/>
             <w:tcBorders>
               <w:top w:val="nil"/>
               <w:left w:val="nil"/>
@@ -23369,7 +23369,7 @@
         </w:tc>
         <w:tc>
           <w:tcPr>
-            <w:tcW w:type="dxa" w:w="397"/>
+            <w:tcW w:type="dxa" w:w="539"/>
             <w:tcBorders>
               <w:top w:val="nil"/>
               <w:left w:val="nil"/>
@@ -23403,7 +23403,7 @@
         </w:tc>
         <w:tc>
           <w:tcPr>
-            <w:tcW w:type="dxa" w:w="397"/>
+            <w:tcW w:type="dxa" w:w="539"/>
             <w:tcBorders>
               <w:top w:val="nil"/>
               <w:left w:val="nil"/>
@@ -23442,7 +23442,7 @@
         </w:trPr>
         <w:tc>
           <w:tcPr>
-            <w:tcW w:type="dxa" w:w="1077"/>
+            <w:tcW w:type="dxa" w:w="1020"/>
             <w:tcBorders>
               <w:top w:val="nil"/>
               <w:left w:val="nil"/>
@@ -23476,7 +23476,7 @@
         </w:tc>
         <w:tc>
           <w:tcPr>
-            <w:tcW w:type="dxa" w:w="2551"/>
+            <w:tcW w:type="dxa" w:w="2211"/>
             <w:tcBorders>
               <w:top w:val="nil"/>
               <w:left w:val="nil"/>
@@ -23510,7 +23510,7 @@
         </w:tc>
         <w:tc>
           <w:tcPr>
-            <w:tcW w:type="dxa" w:w="2494"/>
+            <w:tcW w:type="dxa" w:w="2041"/>
             <w:tcBorders>
               <w:top w:val="nil"/>
               <w:left w:val="nil"/>
@@ -23544,7 +23544,7 @@
         </w:tc>
         <w:tc>
           <w:tcPr>
-            <w:tcW w:type="dxa" w:w="397"/>
+            <w:tcW w:type="dxa" w:w="539"/>
             <w:tcBorders>
               <w:top w:val="nil"/>
               <w:left w:val="nil"/>
@@ -23578,7 +23578,7 @@
         </w:tc>
         <w:tc>
           <w:tcPr>
-            <w:tcW w:type="dxa" w:w="397"/>
+            <w:tcW w:type="dxa" w:w="539"/>
             <w:tcBorders>
               <w:top w:val="nil"/>
               <w:left w:val="nil"/>
@@ -23612,7 +23612,7 @@
         </w:tc>
         <w:tc>
           <w:tcPr>
-            <w:tcW w:type="dxa" w:w="397"/>
+            <w:tcW w:type="dxa" w:w="539"/>
             <w:tcBorders>
               <w:top w:val="nil"/>
               <w:left w:val="nil"/>
@@ -23646,7 +23646,7 @@
         </w:tc>
         <w:tc>
           <w:tcPr>
-            <w:tcW w:type="dxa" w:w="397"/>
+            <w:tcW w:type="dxa" w:w="539"/>
             <w:tcBorders>
               <w:top w:val="nil"/>
               <w:left w:val="nil"/>
@@ -23680,7 +23680,7 @@
         </w:tc>
         <w:tc>
           <w:tcPr>
-            <w:tcW w:type="dxa" w:w="397"/>
+            <w:tcW w:type="dxa" w:w="539"/>
             <w:tcBorders>
               <w:top w:val="nil"/>
               <w:left w:val="nil"/>
@@ -23714,7 +23714,7 @@
         </w:tc>
         <w:tc>
           <w:tcPr>
-            <w:tcW w:type="dxa" w:w="397"/>
+            <w:tcW w:type="dxa" w:w="539"/>
             <w:tcBorders>
               <w:top w:val="nil"/>
               <w:left w:val="nil"/>
@@ -23753,7 +23753,7 @@
         </w:trPr>
         <w:tc>
           <w:tcPr>
-            <w:tcW w:type="dxa" w:w="1077"/>
+            <w:tcW w:type="dxa" w:w="1020"/>
             <w:tcBorders>
               <w:top w:val="nil"/>
               <w:left w:val="nil"/>
@@ -23787,7 +23787,7 @@
         </w:tc>
         <w:tc>
           <w:tcPr>
-            <w:tcW w:type="dxa" w:w="2551"/>
+            <w:tcW w:type="dxa" w:w="2211"/>
             <w:tcBorders>
               <w:top w:val="nil"/>
               <w:left w:val="nil"/>
@@ -23821,7 +23821,7 @@
         </w:tc>
         <w:tc>
           <w:tcPr>
-            <w:tcW w:type="dxa" w:w="2494"/>
+            <w:tcW w:type="dxa" w:w="2041"/>
             <w:tcBorders>
               <w:top w:val="nil"/>
               <w:left w:val="nil"/>
@@ -23855,7 +23855,7 @@
         </w:tc>
         <w:tc>
           <w:tcPr>
-            <w:tcW w:type="dxa" w:w="397"/>
+            <w:tcW w:type="dxa" w:w="539"/>
             <w:tcBorders>
               <w:top w:val="nil"/>
               <w:left w:val="nil"/>
@@ -23889,7 +23889,7 @@
         </w:tc>
         <w:tc>
           <w:tcPr>
-            <w:tcW w:type="dxa" w:w="397"/>
+            <w:tcW w:type="dxa" w:w="539"/>
             <w:tcBorders>
               <w:top w:val="nil"/>
               <w:left w:val="nil"/>
@@ -23923,7 +23923,7 @@
         </w:tc>
         <w:tc>
           <w:tcPr>
-            <w:tcW w:type="dxa" w:w="397"/>
+            <w:tcW w:type="dxa" w:w="539"/>
             <w:tcBorders>
               <w:top w:val="nil"/>
               <w:left w:val="nil"/>
@@ -23957,7 +23957,7 @@
         </w:tc>
         <w:tc>
           <w:tcPr>
-            <w:tcW w:type="dxa" w:w="397"/>
+            <w:tcW w:type="dxa" w:w="539"/>
             <w:tcBorders>
               <w:top w:val="nil"/>
               <w:left w:val="nil"/>
@@ -23991,7 +23991,7 @@
         </w:tc>
         <w:tc>
           <w:tcPr>
-            <w:tcW w:type="dxa" w:w="397"/>
+            <w:tcW w:type="dxa" w:w="539"/>
             <w:tcBorders>
               <w:top w:val="nil"/>
               <w:left w:val="nil"/>
@@ -24025,7 +24025,7 @@
         </w:tc>
         <w:tc>
           <w:tcPr>
-            <w:tcW w:type="dxa" w:w="397"/>
+            <w:tcW w:type="dxa" w:w="539"/>
             <w:tcBorders>
               <w:top w:val="nil"/>
               <w:left w:val="nil"/>
